--- a/clients/johnna_macarthur/Johnna_Macarthur_3Day_Training_Plan_Client_View.docx
+++ b/clients/johnna_macarthur/Johnna_Macarthur_3Day_Training_Plan_Client_View.docx
@@ -81,7 +81,7 @@
           <w:sz w:val="17"/>
           <w:szCs w:val="17"/>
         </w:rPr>
-        <w:t xml:space="preserve">This is your ICONS Index program — built for your body, your goals, and where you are right now. You’re not fragile. You’re powerful, capable, and still evolving.</w:t>
+        <w:t xml:space="preserve">This is your ICONS Index program — built for your body, your goals, and where you are right now. Control precedes power. Strength builds confidence. Energy becomes identity.</w:t>
       </w:r>
     </w:p>
     <w:p>

--- a/clients/johnna_macarthur/Johnna_Macarthur_3Day_Training_Plan_Client_View.docx
+++ b/clients/johnna_macarthur/Johnna_Macarthur_3Day_Training_Plan_Client_View.docx
@@ -699,7 +699,7 @@
                 <w:sz w:val="13"/>
                 <w:szCs w:val="13"/>
               </w:rPr>
-              <w:t xml:space="preserve">Bone Mass</w:t>
+              <w:t xml:space="preserve">Bone Mass (Styku est.)</w:t>
             </w:r>
           </w:p>
           <w:p>

--- a/clients/johnna_macarthur/Johnna_Macarthur_3Day_Training_Plan_Client_View.docx
+++ b/clients/johnna_macarthur/Johnna_Macarthur_3Day_Training_Plan_Client_View.docx
@@ -2619,7 +2619,7 @@
           <w:sz w:val="17"/>
           <w:szCs w:val="17"/>
         </w:rPr>
-        <w:t xml:space="preserve">Compared against age-matched peers (women 50–59), Johnna's body fat % is lower than 75% of the comparison group — she is leaner than most peers in this bracket — yet Styku's own comparison band for that same result is labeled "Moderate Risk," 25th percentile. Read this as a population-relative marker, not a standalone clinical risk flag: VFA (82.7 cm², Low Risk) and ALST (6.32 kg/m², Normal — monitor) don't support an elevated cardiometabolic read on their own, and Lean Mass carries the positive "Ideal Lean Mass" flag noted above. The full picture is a healthy, monitor-tier profile, not one driven by any single number in isolation.</w:t>
+        <w:t xml:space="preserve">Compared against age-matched peers (women 50–59), Johnna's body fat % is lower than 75% of the comparison group — she is leaner than most peers in this bracket — yet Styku's own comparison band for that same result is labeled "Moderate Risk," 25th percentile. Read this as a population-relative marker, not a standalone clinical risk flag: VFA (82.7 cm², Low Risk) and ALST (6.32 kg/m², within normal reference range) don't support an elevated cardiometabolic read on their own, and Lean Mass carries the positive "Ideal Lean Mass" flag noted above. The full picture is a healthy profile, not one driven by any single number in isolation.</w:t>
       </w:r>
     </w:p>
     <w:p>
@@ -2719,7 +2719,7 @@
           <w:sz w:val="17"/>
           <w:szCs w:val="17"/>
         </w:rPr>
-        <w:t xml:space="preserve">At 54, Johnna sits in the 45–55 age bracket. Protein and creatine targets below reflect the 2.0–2.2 g/kg "50+" tier automatically, and creatine is strongly indicated by age alone regardless of ALST status. Bone-loading candidacy (LIFTMOR-style, T-score dependent) is worth screening for as she moves through this window even though nothing on the current scan indicates low bone mass.</w:t>
+        <w:t xml:space="preserve">At 54, Johnna sits in the 45–55 age bracket. Creatine is strongly indicated by age alone regardless of ALST status. Protein moves up within the 1.6–2.2 g/kg range for a genuine energy deficit, heavy training load, or ALST At-Risk status — not for age or bracket alone (her ALST, 6.32 kg/m², is within normal reference range, not At-Risk). Bone-loading candidacy (LIFTMOR-style, T-score dependent) is worth screening for as she moves through this window even though nothing on the current scan indicates low bone mass.</w:t>
       </w:r>
     </w:p>
     <w:p>
@@ -16488,7 +16488,7 @@
           <w:sz w:val="17"/>
           <w:szCs w:val="17"/>
         </w:rPr>
-        <w:t xml:space="preserve">Rebook Styku scan at 8 weeks. Track: ALST Index trend (currently 6.32 kg/m², Normal — monitor tier, not yet Optimal), VFA (currently 82.7 cm², Low Risk — maintain), left/right leg LST gap (baseline 1.4 lbs, target under 0.5), lean mass (currently 96.6 lbs, Ideal Lean Mass marker — maintain or build further).</w:t>
+        <w:t xml:space="preserve">Rebook Styku scan at 8 weeks. Track: ALST Index trend (currently 6.32 kg/m², within normal reference range), VFA (currently 82.7 cm², Low Risk — maintain), left/right leg LST gap (baseline 1.4 lbs, target under 0.5), lean mass (currently 96.6 lbs, Ideal Lean Mass marker — maintain or build further).</w:t>
       </w:r>
     </w:p>
     <w:p>

--- a/clients/johnna_macarthur/Johnna_Macarthur_3Day_Training_Plan_Client_View.docx
+++ b/clients/johnna_macarthur/Johnna_Macarthur_3Day_Training_Plan_Client_View.docx
@@ -964,7 +964,7 @@
           <w:sz w:val="17"/>
           <w:szCs w:val="17"/>
         </w:rPr>
-        <w:t xml:space="preserve">Lower body fat than 75% of women 50-59 (25th percentile) — leaner than most peers, though Styku's own comparison band labels this result "Moderate Risk." Read alongside the Ideal Lean Mass marker and VFA Low Risk finding below rather than in isolation.</w:t>
+        <w:t xml:space="preserve">Lower body fat than 75% of women 50-59 (25th percentile) — leaner than most peers, though Styku's own comparison band labels this result "Moderate Risk." Read alongside the Ideal Lean Mass marker and the VFA trend figure below rather than in isolation.</w:t>
       </w:r>
     </w:p>
     <w:p>
@@ -2619,7 +2619,32 @@
           <w:sz w:val="17"/>
           <w:szCs w:val="17"/>
         </w:rPr>
-        <w:t xml:space="preserve">Compared against age-matched peers (women 50–59), Johnna's body fat % is lower than 75% of the comparison group — she is leaner than most peers in this bracket — yet Styku's own comparison band for that same result is labeled "Moderate Risk," 25th percentile. Read this as a population-relative marker, not a standalone clinical risk flag: VFA (82.7 cm², Low Risk) and ALST (6.32 kg/m², within normal reference range) don't support an elevated cardiometabolic read on their own, and Lean Mass carries the positive "Ideal Lean Mass" flag noted above. The full picture is a healthy profile, not one driven by any single number in isolation.</w:t>
+        <w:t xml:space="preserve">Compared against age-matched peers (women 50–59), Johnna's body fat % is lower than 75% of the comparison group — she is leaner than most peers in this bracket — yet Styku's own comparison band for that same result is labeled "Moderate Risk," 25th percentile. Read this as a population-relative marker, not a standalone clinical risk flag: VFA (82.7 cm² — a mid-range figure tracked as a personal trend, not assigned a risk band) and ALST (6.32 kg/m², within normal reference range) don't support an elevated cardiometabolic read on their own, and Lean Mass carries the positive "Ideal Lean Mass" flag noted above. The full picture is a healthy profile, not one driven by any single number in isolation.</w:t>
+      </w:r>
+    </w:p>
+    <w:p>
+      <w:pPr>
+        <w:spacing w:after="100"/>
+      </w:pPr>
+      <w:r>
+        <w:rPr>
+          <w:rFonts w:ascii="Arial" w:cs="Arial" w:eastAsia="Arial" w:hAnsi="Arial"/>
+          <w:b/>
+          <w:bCs/>
+          <w:color w:val="00695C"/>
+          <w:sz w:val="17"/>
+          <w:szCs w:val="17"/>
+        </w:rPr>
+        <w:t xml:space="preserve">VFA 82.7 cm² — Tracked as a Trend:  </w:t>
+      </w:r>
+      <w:r>
+        <w:rPr>
+          <w:rFonts w:ascii="Arial" w:cs="Arial" w:eastAsia="Arial" w:hAnsi="Arial"/>
+          <w:color w:val="2C2C2C"/>
+          <w:sz w:val="17"/>
+          <w:szCs w:val="17"/>
+        </w:rPr>
+        <w:t xml:space="preserve">Presented as a personal trend figure to follow scan over scan rather than assigned a risk band: no consensus body endorses a single visceral-fat cutoff, published thresholds vary widely across studies, and this scanner's visceral-fat output was validated against DXA in kilograms rather than CT in cm² — so the absolute number carries real individual-level uncertainty. Waist circumference, measured to protocol, is the primary clinical-facing metric going forward; add it at the next scan and track the two together.</w:t>
       </w:r>
     </w:p>
     <w:p>
@@ -2644,7 +2669,7 @@
           <w:sz w:val="17"/>
           <w:szCs w:val="17"/>
         </w:rPr>
-        <w:t xml:space="preserve">Legs: Left 16.8 lbs / Right 18.2 lbs — a 1.4 lb gap, well above the 0.5 lb asymmetry-protocol trigger. LEFT leg is weaker (lower LST) and leads every unilateral lower-body exercise across this program; reps/loads are logged per side. Arms: Left 8.4 lbs / Right 8.5 lbs — only a 0.1 lb gap, below the 0.5 lb trigger, so arms are tracked as routine monitoring only with no formal unilateral-lead requirement.</w:t>
+        <w:t xml:space="preserve">Legs: Left 16.8 lbs / Right 18.2 lbs — the left leg reads as the lighter/weaker side on this scan and leads every unilateral lower-body exercise across this program; reps/loads are logged per side. Arms: Left 8.4 lbs / Right 8.5 lbs — a difference small enough to read as routine scan-to-scan variation, so arms are tracked as monitoring only with no formal unilateral-lead requirement.</w:t>
       </w:r>
     </w:p>
     <w:p>
@@ -2813,7 +2838,7 @@
           <w:sz w:val="17"/>
           <w:szCs w:val="17"/>
         </w:rPr>
-        <w:t xml:space="preserve">Age 40+. Prescribe 3–5g creatine monohydrate daily with food, no loading phase. Saturates in 3–4 weeks. Well-supported for strength, power, and cognition; bone-density evidence is mixed, not settled — a possible upside alongside LIFTMOR-style loading, not a substitute for it.</w:t>
+        <w:t xml:space="preserve">Age 40+. 3–5g creatine monohydrate daily with food, no loading phase. Saturates in 3–4 weeks. Well-supported for strength, power, and cognition; bone-density evidence is mixed, not settled — a possible upside alongside LIFTMOR-style loading, not a substitute for it.</w:t>
       </w:r>
     </w:p>
     <w:p>
@@ -2838,7 +2863,7 @@
           <w:sz w:val="17"/>
           <w:szCs w:val="17"/>
         </w:rPr>
-        <w:t xml:space="preserve">15g collagen peptides + 50mg Vitamin C, taken 30–60 minutes before the loading session. Doubles collagen synthesis markers when paired with mechanical load (Shaw et al. 2017).</w:t>
+        <w:t xml:space="preserve">15g collagen peptides + 50mg Vitamin C, taken 45–60 minutes before the loading session. A connective-tissue support protocol taken consistently on training days over 12+ weeks — the benefit is structural and builds over time, not a pre-workout performance boost. Requires mechanical load to work. Ranks below protein and creatine in priority (Shaw et al. 2017).</w:t>
       </w:r>
     </w:p>
     <w:p>
@@ -11326,7 +11351,7 @@
           <w:sz w:val="17"/>
           <w:szCs w:val="17"/>
         </w:rPr>
-        <w:t xml:space="preserve">Primary strength day, built on Johnna's strongest tested numbers (Hip Thrust 55 lbs x8, Epley 1RM ≈70 lbs). Left leg leads every unilateral set per Styku's 1.4 lb segmental LST gap (16.8 vs 18.2 lbs) — well above the 0.5 lb asymmetry-protocol trigger. Hip activation carries forward from earlier in the week into every rep here.</w:t>
+        <w:t xml:space="preserve">Primary strength day, built on Johnna's strongest tested numbers (Hip Thrust 55 lbs x8, Epley 1RM ≈70 lbs). Left leg leads every unilateral set — segmental lean mass reads lighter on the left (16.8 vs 18.2 lbs), so the left side sets the working load and the right matches it. Hip activation carries forward from earlier in the week into every rep here.</w:t>
       </w:r>
     </w:p>
     <w:p>
@@ -15565,7 +15590,7 @@
           <w:sz w:val="17"/>
           <w:szCs w:val="17"/>
         </w:rPr>
-        <w:t xml:space="preserve">Left leg leads every unilateral set this session — Styku shows a 1.4 lb segmental gap (16.8 vs 18.2 lbs), well above the 0.5 lb asymmetry trigger. Track the gap at the 8-week rescan. Hip activation and tibia/inner-thigh work carry forward from earlier sessions; keep shoulder work pain-free per the internal-rotation protocol established on Day 2.</w:t>
+        <w:t xml:space="preserve">Left leg leads every unilateral set this session — Styku shows the left leg lighter by 1.4 lbs (16.8 vs 18.2 lbs), the largest segmental difference on her scan. Track the gap at the 8-week rescan. Hip activation and tibia/inner-thigh work carry forward from earlier sessions; keep shoulder work pain-free per the internal-rotation protocol established on Day 2.</w:t>
       </w:r>
     </w:p>
     <w:p>
@@ -16488,7 +16513,7 @@
           <w:sz w:val="17"/>
           <w:szCs w:val="17"/>
         </w:rPr>
-        <w:t xml:space="preserve">Rebook Styku scan at 8 weeks. Track: ALST Index trend (currently 6.32 kg/m², within normal reference range), VFA (currently 82.7 cm², Low Risk — maintain), left/right leg LST gap (baseline 1.4 lbs, target under 0.5), lean mass (currently 96.6 lbs, Ideal Lean Mass marker — maintain or build further).</w:t>
+        <w:t xml:space="preserve">Rebook Styku scan at 8 weeks. Track: ALST Index trend (currently 6.32 kg/m², within normal reference range), VFA (currently 82.7 cm² — track the direction of travel rather than a risk band, and pair it with a waist-circumference measurement at the next scan), left/right leg LST gap (baseline 1.4 lbs, ≈8% relative — track the percentage narrowing, not just the raw pounds), lean mass (currently 96.6 lbs, Ideal Lean Mass marker — maintain or build further).</w:t>
       </w:r>
     </w:p>
     <w:p>

--- a/clients/johnna_macarthur/Johnna_Macarthur_3Day_Training_Plan_Client_View.docx
+++ b/clients/johnna_macarthur/Johnna_Macarthur_3Day_Training_Plan_Client_View.docx
@@ -2749,6 +2749,31 @@
     </w:p>
     <w:p>
       <w:pPr>
+        <w:spacing w:after="100"/>
+      </w:pPr>
+      <w:r>
+        <w:rPr>
+          <w:rFonts w:ascii="Arial" w:cs="Arial" w:eastAsia="Arial" w:hAnsi="Arial"/>
+          <w:b/>
+          <w:bCs/>
+          <w:color w:val="1565C0"/>
+          <w:sz w:val="17"/>
+          <w:szCs w:val="17"/>
+        </w:rPr>
+        <w:t xml:space="preserve">Planned Deload — Week 5, Directly After the Week 4 Strength Check:  </w:t>
+      </w:r>
+      <w:r>
+        <w:rPr>
+          <w:rFonts w:ascii="Arial" w:cs="Arial" w:eastAsia="Arial" w:hAnsi="Arial"/>
+          <w:color w:val="2C2C2C"/>
+          <w:sz w:val="17"/>
+          <w:szCs w:val="17"/>
+        </w:rPr>
+        <w:t xml:space="preserve">This program deliberately includes one lighter week, and it is planned, not a reaction to anything going wrong. Week 5 — immediately after the Week 4 strength check — is a structured deload: the same exercises and movement patterns, with sets reduced by roughly a third, every set held comfortably in the technique band (3 or more reps in reserve), and loads held at Week 3-4 levels rather than climbing — the usual add-weight rule pauses for this one week. With two brand-new lift baselines being established and a shoulder trained deliberately conservatively, this is how the program consolidates the strength built in Weeks 1-4 before Weeks 6-8 rebuild from the Week 4 loads toward the 8-week retest and rescan. One light week costs nothing that matters: muscle built over the previous month is not lost in a single reduced-volume week — only a small edge of peak strength dips, and it returns within days of resuming.</w:t>
+      </w:r>
+    </w:p>
+    <w:p>
+      <w:pPr>
         <w:spacing w:after="80"/>
       </w:pPr>
     </w:p>
@@ -4305,7 +4330,7 @@
           <w:sz w:val="17"/>
           <w:szCs w:val="17"/>
         </w:rPr>
-        <w:t xml:space="preserve">B — PRIMARY STRENGTH — SQUAT &amp; DEADLIFT TECHNIQUE INTRODUCTION</w:t>
+        <w:t xml:space="preserve">B — PRIMARY COMPOUND — GOBLET SQUAT (BASELINE ESTABLISHMENT)</w:t>
       </w:r>
     </w:p>
     <w:p>
@@ -4330,7 +4355,7 @@
           <w:sz w:val="17"/>
           <w:szCs w:val="17"/>
         </w:rPr>
-        <w:t xml:space="preserve">No baseline was recorded for squat or deadlift. Loads stay light — the goal is a clean, repeatable pattern that becomes today's new baseline, not maximal load.</w:t>
+        <w:t xml:space="preserve">No baseline was recorded for the squat. Today's deliberately light load becomes the new baseline — the goal is a clean, repeatable pattern, not maximal weight. If the day calls for a variation while the pattern is still being established, both options stay in the same technique band: a box squat (depth set by the box) or a supported split-stance squat holding a rail (left leg leads). The goblet squat stays the lift we track — its working load is the number that becomes the 8-week baseline.</w:t>
       </w:r>
     </w:p>
     <w:tbl>
@@ -4841,246 +4866,6 @@
           </w:p>
         </w:tc>
       </w:tr>
-      <w:tr>
-        <w:tc>
-          <w:tcPr>
-            <w:tcW w:type="dxa" w:w="2400"/>
-            <w:tcBorders>
-              <w:top w:val="none" w:color="FFFFFF" w:sz="0"/>
-              <w:left w:val="none" w:color="FFFFFF" w:sz="0"/>
-              <w:bottom w:val="none" w:color="FFFFFF" w:sz="0"/>
-              <w:right w:val="none" w:color="FFFFFF" w:sz="0"/>
-            </w:tcBorders>
-            <w:shd w:fill="FFFFFF" w:color="auto" w:val="clear"/>
-            <w:tcMar>
-              <w:top w:type="dxa" w:w="40"/>
-              <w:left w:type="dxa" w:w="80"/>
-              <w:bottom w:type="dxa" w:w="40"/>
-              <w:right w:type="dxa" w:w="80"/>
-            </w:tcMar>
-            <w:vAlign w:val="center"/>
-          </w:tcPr>
-          <w:p>
-            <w:r>
-              <w:rPr>
-                <w:rFonts w:ascii="Arial" w:cs="Arial" w:eastAsia="Arial" w:hAnsi="Arial"/>
-                <w:b/>
-                <w:bCs/>
-                <w:color w:val="2C2C2C"/>
-                <w:sz w:val="18"/>
-                <w:szCs w:val="18"/>
-              </w:rPr>
-              <w:t xml:space="preserve">Trap Bar Deadlift</w:t>
-            </w:r>
-          </w:p>
-        </w:tc>
-        <w:tc>
-          <w:tcPr>
-            <w:tcW w:type="dxa" w:w="380"/>
-            <w:tcBorders>
-              <w:top w:val="none" w:color="FFFFFF" w:sz="0"/>
-              <w:left w:val="none" w:color="FFFFFF" w:sz="0"/>
-              <w:bottom w:val="none" w:color="FFFFFF" w:sz="0"/>
-              <w:right w:val="none" w:color="FFFFFF" w:sz="0"/>
-            </w:tcBorders>
-            <w:shd w:fill="FFFFFF" w:color="auto" w:val="clear"/>
-            <w:tcMar>
-              <w:top w:type="dxa" w:w="40"/>
-              <w:left w:type="dxa" w:w="80"/>
-              <w:bottom w:type="dxa" w:w="40"/>
-              <w:right w:type="dxa" w:w="80"/>
-            </w:tcMar>
-            <w:vAlign w:val="center"/>
-          </w:tcPr>
-          <w:p>
-            <w:pPr>
-              <w:jc w:val="center"/>
-            </w:pPr>
-            <w:r>
-              <w:rPr>
-                <w:rFonts w:ascii="Arial" w:cs="Arial" w:eastAsia="Arial" w:hAnsi="Arial"/>
-                <w:color w:val="6B6B6B"/>
-                <w:sz w:val="15"/>
-                <w:szCs w:val="15"/>
-              </w:rPr>
-              <w:t xml:space="preserve">3</w:t>
-            </w:r>
-          </w:p>
-        </w:tc>
-        <w:tc>
-          <w:tcPr>
-            <w:tcW w:type="dxa" w:w="420"/>
-            <w:tcBorders>
-              <w:top w:val="none" w:color="FFFFFF" w:sz="0"/>
-              <w:left w:val="none" w:color="FFFFFF" w:sz="0"/>
-              <w:bottom w:val="none" w:color="FFFFFF" w:sz="0"/>
-              <w:right w:val="none" w:color="FFFFFF" w:sz="0"/>
-            </w:tcBorders>
-            <w:shd w:fill="FFFFFF" w:color="auto" w:val="clear"/>
-            <w:tcMar>
-              <w:top w:type="dxa" w:w="40"/>
-              <w:left w:type="dxa" w:w="80"/>
-              <w:bottom w:type="dxa" w:w="40"/>
-              <w:right w:type="dxa" w:w="80"/>
-            </w:tcMar>
-            <w:vAlign w:val="center"/>
-          </w:tcPr>
-          <w:p>
-            <w:pPr>
-              <w:jc w:val="center"/>
-            </w:pPr>
-            <w:r>
-              <w:rPr>
-                <w:rFonts w:ascii="Arial" w:cs="Arial" w:eastAsia="Arial" w:hAnsi="Arial"/>
-                <w:color w:val="6B6B6B"/>
-                <w:sz w:val="15"/>
-                <w:szCs w:val="15"/>
-              </w:rPr>
-              <w:t xml:space="preserve">6</w:t>
-            </w:r>
-          </w:p>
-        </w:tc>
-        <w:tc>
-          <w:tcPr>
-            <w:tcW w:type="dxa" w:w="680"/>
-            <w:tcBorders>
-              <w:top w:val="none" w:color="FFFFFF" w:sz="0"/>
-              <w:left w:val="none" w:color="FFFFFF" w:sz="0"/>
-              <w:bottom w:val="none" w:color="FFFFFF" w:sz="0"/>
-              <w:right w:val="none" w:color="FFFFFF" w:sz="0"/>
-            </w:tcBorders>
-            <w:shd w:fill="FFFFFF" w:color="auto" w:val="clear"/>
-            <w:tcMar>
-              <w:top w:type="dxa" w:w="40"/>
-              <w:left w:type="dxa" w:w="80"/>
-              <w:bottom w:type="dxa" w:w="40"/>
-              <w:right w:type="dxa" w:w="80"/>
-            </w:tcMar>
-            <w:vAlign w:val="center"/>
-          </w:tcPr>
-          <w:p>
-            <w:pPr>
-              <w:jc w:val="center"/>
-            </w:pPr>
-            <w:r>
-              <w:rPr>
-                <w:rFonts w:ascii="Arial" w:cs="Arial" w:eastAsia="Arial" w:hAnsi="Arial"/>
-                <w:color w:val="6B6B6B"/>
-                <w:sz w:val="15"/>
-                <w:szCs w:val="15"/>
-              </w:rPr>
-              <w:t xml:space="preserve">55 lbs</w:t>
-            </w:r>
-          </w:p>
-        </w:tc>
-        <w:tc>
-          <w:tcPr>
-            <w:tcW w:type="dxa" w:w="540"/>
-            <w:tcBorders>
-              <w:top w:val="none" w:color="FFFFFF" w:sz="0"/>
-              <w:left w:val="none" w:color="FFFFFF" w:sz="0"/>
-              <w:bottom w:val="none" w:color="FFFFFF" w:sz="0"/>
-              <w:right w:val="none" w:color="FFFFFF" w:sz="0"/>
-            </w:tcBorders>
-            <w:shd w:fill="FFFFFF" w:color="auto" w:val="clear"/>
-            <w:tcMar>
-              <w:top w:type="dxa" w:w="40"/>
-              <w:left w:type="dxa" w:w="80"/>
-              <w:bottom w:type="dxa" w:w="40"/>
-              <w:right w:type="dxa" w:w="80"/>
-            </w:tcMar>
-            <w:vAlign w:val="center"/>
-          </w:tcPr>
-          <w:p>
-            <w:pPr>
-              <w:jc w:val="center"/>
-            </w:pPr>
-            <w:r>
-              <w:rPr>
-                <w:rFonts w:ascii="Arial" w:cs="Arial" w:eastAsia="Arial" w:hAnsi="Arial"/>
-                <w:color w:val="6B6B6B"/>
-                <w:sz w:val="15"/>
-                <w:szCs w:val="15"/>
-              </w:rPr>
-              <w:t xml:space="preserve">2-1-1</w:t>
-            </w:r>
-          </w:p>
-        </w:tc>
-        <w:tc>
-          <w:tcPr>
-            <w:tcW w:type="dxa" w:w="440"/>
-            <w:tcBorders>
-              <w:top w:val="none" w:color="FFFFFF" w:sz="0"/>
-              <w:left w:val="none" w:color="FFFFFF" w:sz="0"/>
-              <w:bottom w:val="none" w:color="FFFFFF" w:sz="0"/>
-              <w:right w:val="none" w:color="FFFFFF" w:sz="0"/>
-            </w:tcBorders>
-            <w:shd w:fill="FFFFFF" w:color="auto" w:val="clear"/>
-            <w:tcMar>
-              <w:top w:type="dxa" w:w="40"/>
-              <w:left w:type="dxa" w:w="80"/>
-              <w:bottom w:type="dxa" w:w="40"/>
-              <w:right w:type="dxa" w:w="80"/>
-            </w:tcMar>
-            <w:vAlign w:val="center"/>
-          </w:tcPr>
-          <w:p>
-            <w:pPr>
-              <w:jc w:val="center"/>
-            </w:pPr>
-            <w:r>
-              <w:rPr>
-                <w:rFonts w:ascii="Arial" w:cs="Arial" w:eastAsia="Arial" w:hAnsi="Arial"/>
-                <w:color w:val="6B6B6B"/>
-                <w:sz w:val="15"/>
-                <w:szCs w:val="15"/>
-              </w:rPr>
-              <w:t xml:space="preserve">90s</w:t>
-            </w:r>
-          </w:p>
-        </w:tc>
-        <w:tc>
-          <w:tcPr>
-            <w:tcW w:type="dxa" w:w="5580"/>
-            <w:tcBorders>
-              <w:top w:val="none" w:color="FFFFFF" w:sz="0"/>
-              <w:left w:val="none" w:color="FFFFFF" w:sz="0"/>
-              <w:bottom w:val="none" w:color="FFFFFF" w:sz="0"/>
-              <w:right w:val="none" w:color="FFFFFF" w:sz="0"/>
-            </w:tcBorders>
-            <w:shd w:fill="FFFFFF" w:color="auto" w:val="clear"/>
-            <w:tcMar>
-              <w:top w:type="dxa" w:w="40"/>
-              <w:left w:type="dxa" w:w="80"/>
-              <w:bottom w:type="dxa" w:w="40"/>
-              <w:right w:type="dxa" w:w="80"/>
-            </w:tcMar>
-            <w:vAlign w:val="center"/>
-          </w:tcPr>
-          <w:p>
-            <w:r>
-              <w:rPr>
-                <w:rFonts w:ascii="Arial" w:cs="Arial" w:eastAsia="Arial" w:hAnsi="Arial"/>
-                <w:color w:val="6B6B6B"/>
-                <w:sz w:val="17"/>
-                <w:szCs w:val="17"/>
-              </w:rPr>
-              <w:t xml:space="preserve">Flat back, brace, push floor away evenly.</w:t>
-            </w:r>
-            <w:r>
-              <w:rPr>
-                <w:rFonts w:ascii="Arial" w:cs="Arial" w:eastAsia="Arial" w:hAnsi="Arial"/>
-                <w:i/>
-                <w:iCs/>
-                <w:color w:val="00695C"/>
-                <w:sz w:val="14"/>
-                <w:szCs w:val="14"/>
-              </w:rPr>
-              <w:t xml:space="preserve">  3+ RIR</w:t>
-            </w:r>
-          </w:p>
-        </w:tc>
-      </w:tr>
     </w:tbl>
     <w:p>
       <w:pPr>
@@ -5100,7 +4885,7 @@
           <w:sz w:val="17"/>
           <w:szCs w:val="17"/>
         </w:rPr>
-        <w:t xml:space="preserve">C — TIBIA &amp; INNER-THIGH CORRECTIVE PAIRING</w:t>
+        <w:t xml:space="preserve">C — ACCESSORY — TIBIA &amp; INNER-THIGH CORRECTIVE PAIRING</w:t>
       </w:r>
     </w:p>
     <w:p>
@@ -5125,7 +4910,7 @@
           <w:sz w:val="17"/>
           <w:szCs w:val="17"/>
         </w:rPr>
-        <w:t xml:space="preserve">Tibialis strength and inner-thigh/adductor activation are paired corrective priorities from intake — tibialis raises build the ankle-dorsiflexion control that supports squat and lunge mechanics, while the adductor work balances the lateral hip-abductor emphasis in Block A.</w:t>
+        <w:t xml:space="preserve">Tibialis strength and inner-thigh/adductor activation are paired corrective priorities from intake — tibialis raises build the ankle-dorsiflexion control that supports squat and lunge mechanics, while the adductor work balances the lateral hip-abductor emphasis in Block A. Placed between today's two main lifts, this work also gives the legs a controlled breather before the hinge pattern below.</w:t>
       </w:r>
     </w:p>
     <w:tbl>
@@ -6331,7 +6116,1117 @@
           <w:sz w:val="17"/>
           <w:szCs w:val="17"/>
         </w:rPr>
-        <w:t xml:space="preserve">D — METABOLIC FINISHER</w:t>
+        <w:t xml:space="preserve">D — SECONDARY COMPOUND — TRAP BAR DEADLIFT (BASELINE ESTABLISHMENT)</w:t>
+      </w:r>
+    </w:p>
+    <w:p>
+      <w:pPr>
+        <w:spacing w:after="80"/>
+      </w:pPr>
+      <w:r>
+        <w:rPr>
+          <w:rFonts w:ascii="Arial" w:cs="Arial" w:eastAsia="Arial" w:hAnsi="Arial"/>
+          <w:b/>
+          <w:bCs/>
+          <w:color w:val="00695C"/>
+          <w:sz w:val="17"/>
+          <w:szCs w:val="17"/>
+        </w:rPr>
+        <w:t xml:space="preserve">Load Target:  </w:t>
+      </w:r>
+      <w:r>
+        <w:rPr>
+          <w:rFonts w:ascii="Arial" w:cs="Arial" w:eastAsia="Arial" w:hAnsi="Arial"/>
+          <w:color w:val="2C2C2C"/>
+          <w:sz w:val="17"/>
+          <w:szCs w:val="17"/>
+        </w:rPr>
+        <w:t xml:space="preserve">The day's second compound pattern — a hinge, rotating off the squat work above. No baseline was recorded for the deadlift; today's deliberately light load becomes the new baseline. If a variation is needed while the pattern is established, both options stay in the same technique band: a trap bar pull from low blocks (shortened range) or a light double-DB Romanian deadlift. The trap bar lift stays the one we track — its working load becomes the 8-week baseline.</w:t>
+      </w:r>
+    </w:p>
+    <w:tbl>
+      <w:tblPr>
+        <w:tblW w:type="dxa" w:w="10440"/>
+        <w:tblBorders>
+          <w:top w:val="none" w:color="FFFFFF" w:sz="0"/>
+          <w:left w:val="none" w:color="FFFFFF" w:sz="0"/>
+          <w:bottom w:val="none" w:color="FFFFFF" w:sz="0"/>
+          <w:right w:val="none" w:color="FFFFFF" w:sz="0"/>
+          <w:insideH w:val="single" w:color="auto" w:sz="4"/>
+          <w:insideV w:val="single" w:color="auto" w:sz="4"/>
+        </w:tblBorders>
+      </w:tblPr>
+      <w:tblGrid>
+        <w:gridCol w:w="2400"/>
+        <w:gridCol w:w="380"/>
+        <w:gridCol w:w="420"/>
+        <w:gridCol w:w="680"/>
+        <w:gridCol w:w="540"/>
+        <w:gridCol w:w="440"/>
+        <w:gridCol w:w="5580"/>
+      </w:tblGrid>
+      <w:tr>
+        <w:tc>
+          <w:tcPr>
+            <w:tcW w:type="dxa" w:w="2400"/>
+            <w:tcBorders>
+              <w:top w:val="none" w:color="FFFFFF" w:sz="0"/>
+              <w:left w:val="none" w:color="FFFFFF" w:sz="0"/>
+              <w:bottom w:val="none" w:color="FFFFFF" w:sz="0"/>
+              <w:right w:val="none" w:color="FFFFFF" w:sz="0"/>
+            </w:tcBorders>
+            <w:shd w:fill="E0F2F1" w:color="auto" w:val="clear"/>
+            <w:tcMar>
+              <w:top w:type="dxa" w:w="40"/>
+              <w:left w:type="dxa" w:w="80"/>
+              <w:bottom w:type="dxa" w:w="40"/>
+              <w:right w:type="dxa" w:w="80"/>
+            </w:tcMar>
+            <w:vAlign w:val="center"/>
+          </w:tcPr>
+          <w:p>
+            <w:pPr>
+              <w:jc w:val="left"/>
+            </w:pPr>
+            <w:r>
+              <w:rPr>
+                <w:rFonts w:ascii="Arial" w:cs="Arial" w:eastAsia="Arial" w:hAnsi="Arial"/>
+                <w:b/>
+                <w:bCs/>
+                <w:color w:val="00695C"/>
+                <w:sz w:val="15"/>
+                <w:szCs w:val="15"/>
+              </w:rPr>
+              <w:t xml:space="preserve">EXERCISE</w:t>
+            </w:r>
+          </w:p>
+        </w:tc>
+        <w:tc>
+          <w:tcPr>
+            <w:tcW w:type="dxa" w:w="380"/>
+            <w:tcBorders>
+              <w:top w:val="none" w:color="FFFFFF" w:sz="0"/>
+              <w:left w:val="none" w:color="FFFFFF" w:sz="0"/>
+              <w:bottom w:val="none" w:color="FFFFFF" w:sz="0"/>
+              <w:right w:val="none" w:color="FFFFFF" w:sz="0"/>
+            </w:tcBorders>
+            <w:shd w:fill="E0F2F1" w:color="auto" w:val="clear"/>
+            <w:tcMar>
+              <w:top w:type="dxa" w:w="40"/>
+              <w:left w:type="dxa" w:w="80"/>
+              <w:bottom w:type="dxa" w:w="40"/>
+              <w:right w:type="dxa" w:w="80"/>
+            </w:tcMar>
+            <w:vAlign w:val="center"/>
+          </w:tcPr>
+          <w:p>
+            <w:pPr>
+              <w:jc w:val="center"/>
+            </w:pPr>
+            <w:r>
+              <w:rPr>
+                <w:rFonts w:ascii="Arial" w:cs="Arial" w:eastAsia="Arial" w:hAnsi="Arial"/>
+                <w:b/>
+                <w:bCs/>
+                <w:color w:val="00695C"/>
+                <w:sz w:val="13"/>
+                <w:szCs w:val="13"/>
+              </w:rPr>
+              <w:t xml:space="preserve">SETS</w:t>
+            </w:r>
+          </w:p>
+        </w:tc>
+        <w:tc>
+          <w:tcPr>
+            <w:tcW w:type="dxa" w:w="420"/>
+            <w:tcBorders>
+              <w:top w:val="none" w:color="FFFFFF" w:sz="0"/>
+              <w:left w:val="none" w:color="FFFFFF" w:sz="0"/>
+              <w:bottom w:val="none" w:color="FFFFFF" w:sz="0"/>
+              <w:right w:val="none" w:color="FFFFFF" w:sz="0"/>
+            </w:tcBorders>
+            <w:shd w:fill="E0F2F1" w:color="auto" w:val="clear"/>
+            <w:tcMar>
+              <w:top w:type="dxa" w:w="40"/>
+              <w:left w:type="dxa" w:w="80"/>
+              <w:bottom w:type="dxa" w:w="40"/>
+              <w:right w:type="dxa" w:w="80"/>
+            </w:tcMar>
+            <w:vAlign w:val="center"/>
+          </w:tcPr>
+          <w:p>
+            <w:pPr>
+              <w:jc w:val="center"/>
+            </w:pPr>
+            <w:r>
+              <w:rPr>
+                <w:rFonts w:ascii="Arial" w:cs="Arial" w:eastAsia="Arial" w:hAnsi="Arial"/>
+                <w:b/>
+                <w:bCs/>
+                <w:color w:val="00695C"/>
+                <w:sz w:val="13"/>
+                <w:szCs w:val="13"/>
+              </w:rPr>
+              <w:t xml:space="preserve">REPS</w:t>
+            </w:r>
+          </w:p>
+        </w:tc>
+        <w:tc>
+          <w:tcPr>
+            <w:tcW w:type="dxa" w:w="680"/>
+            <w:tcBorders>
+              <w:top w:val="none" w:color="FFFFFF" w:sz="0"/>
+              <w:left w:val="none" w:color="FFFFFF" w:sz="0"/>
+              <w:bottom w:val="none" w:color="FFFFFF" w:sz="0"/>
+              <w:right w:val="none" w:color="FFFFFF" w:sz="0"/>
+            </w:tcBorders>
+            <w:shd w:fill="E0F2F1" w:color="auto" w:val="clear"/>
+            <w:tcMar>
+              <w:top w:type="dxa" w:w="40"/>
+              <w:left w:type="dxa" w:w="80"/>
+              <w:bottom w:type="dxa" w:w="40"/>
+              <w:right w:type="dxa" w:w="80"/>
+            </w:tcMar>
+            <w:vAlign w:val="center"/>
+          </w:tcPr>
+          <w:p>
+            <w:pPr>
+              <w:jc w:val="center"/>
+            </w:pPr>
+            <w:r>
+              <w:rPr>
+                <w:rFonts w:ascii="Arial" w:cs="Arial" w:eastAsia="Arial" w:hAnsi="Arial"/>
+                <w:b/>
+                <w:bCs/>
+                <w:color w:val="00695C"/>
+                <w:sz w:val="13"/>
+                <w:szCs w:val="13"/>
+              </w:rPr>
+              <w:t xml:space="preserve">LOAD</w:t>
+            </w:r>
+          </w:p>
+        </w:tc>
+        <w:tc>
+          <w:tcPr>
+            <w:tcW w:type="dxa" w:w="540"/>
+            <w:tcBorders>
+              <w:top w:val="none" w:color="FFFFFF" w:sz="0"/>
+              <w:left w:val="none" w:color="FFFFFF" w:sz="0"/>
+              <w:bottom w:val="none" w:color="FFFFFF" w:sz="0"/>
+              <w:right w:val="none" w:color="FFFFFF" w:sz="0"/>
+            </w:tcBorders>
+            <w:shd w:fill="E0F2F1" w:color="auto" w:val="clear"/>
+            <w:tcMar>
+              <w:top w:type="dxa" w:w="40"/>
+              <w:left w:type="dxa" w:w="80"/>
+              <w:bottom w:type="dxa" w:w="40"/>
+              <w:right w:type="dxa" w:w="80"/>
+            </w:tcMar>
+            <w:vAlign w:val="center"/>
+          </w:tcPr>
+          <w:p>
+            <w:pPr>
+              <w:jc w:val="center"/>
+            </w:pPr>
+            <w:r>
+              <w:rPr>
+                <w:rFonts w:ascii="Arial" w:cs="Arial" w:eastAsia="Arial" w:hAnsi="Arial"/>
+                <w:b/>
+                <w:bCs/>
+                <w:color w:val="00695C"/>
+                <w:sz w:val="13"/>
+                <w:szCs w:val="13"/>
+              </w:rPr>
+              <w:t xml:space="preserve">TEMPO</w:t>
+            </w:r>
+          </w:p>
+        </w:tc>
+        <w:tc>
+          <w:tcPr>
+            <w:tcW w:type="dxa" w:w="440"/>
+            <w:tcBorders>
+              <w:top w:val="none" w:color="FFFFFF" w:sz="0"/>
+              <w:left w:val="none" w:color="FFFFFF" w:sz="0"/>
+              <w:bottom w:val="none" w:color="FFFFFF" w:sz="0"/>
+              <w:right w:val="none" w:color="FFFFFF" w:sz="0"/>
+            </w:tcBorders>
+            <w:shd w:fill="E0F2F1" w:color="auto" w:val="clear"/>
+            <w:tcMar>
+              <w:top w:type="dxa" w:w="40"/>
+              <w:left w:type="dxa" w:w="80"/>
+              <w:bottom w:type="dxa" w:w="40"/>
+              <w:right w:type="dxa" w:w="80"/>
+            </w:tcMar>
+            <w:vAlign w:val="center"/>
+          </w:tcPr>
+          <w:p>
+            <w:pPr>
+              <w:jc w:val="center"/>
+            </w:pPr>
+            <w:r>
+              <w:rPr>
+                <w:rFonts w:ascii="Arial" w:cs="Arial" w:eastAsia="Arial" w:hAnsi="Arial"/>
+                <w:b/>
+                <w:bCs/>
+                <w:color w:val="00695C"/>
+                <w:sz w:val="13"/>
+                <w:szCs w:val="13"/>
+              </w:rPr>
+              <w:t xml:space="preserve">REST</w:t>
+            </w:r>
+          </w:p>
+        </w:tc>
+        <w:tc>
+          <w:tcPr>
+            <w:tcW w:type="dxa" w:w="5580"/>
+            <w:tcBorders>
+              <w:top w:val="none" w:color="FFFFFF" w:sz="0"/>
+              <w:left w:val="none" w:color="FFFFFF" w:sz="0"/>
+              <w:bottom w:val="none" w:color="FFFFFF" w:sz="0"/>
+              <w:right w:val="none" w:color="FFFFFF" w:sz="0"/>
+            </w:tcBorders>
+            <w:shd w:fill="E0F2F1" w:color="auto" w:val="clear"/>
+            <w:tcMar>
+              <w:top w:type="dxa" w:w="40"/>
+              <w:left w:type="dxa" w:w="80"/>
+              <w:bottom w:type="dxa" w:w="40"/>
+              <w:right w:type="dxa" w:w="80"/>
+            </w:tcMar>
+            <w:vAlign w:val="center"/>
+          </w:tcPr>
+          <w:p>
+            <w:pPr>
+              <w:jc w:val="left"/>
+            </w:pPr>
+            <w:r>
+              <w:rPr>
+                <w:rFonts w:ascii="Arial" w:cs="Arial" w:eastAsia="Arial" w:hAnsi="Arial"/>
+                <w:b/>
+                <w:bCs/>
+                <w:color w:val="00695C"/>
+                <w:sz w:val="15"/>
+                <w:szCs w:val="15"/>
+              </w:rPr>
+              <w:t xml:space="preserve">COACHING CUE</w:t>
+            </w:r>
+          </w:p>
+        </w:tc>
+      </w:tr>
+      <w:tr>
+        <w:tc>
+          <w:tcPr>
+            <w:tcW w:type="dxa" w:w="2400"/>
+            <w:tcBorders>
+              <w:top w:val="none" w:color="FFFFFF" w:sz="0"/>
+              <w:left w:val="none" w:color="FFFFFF" w:sz="0"/>
+              <w:bottom w:val="none" w:color="FFFFFF" w:sz="0"/>
+              <w:right w:val="none" w:color="FFFFFF" w:sz="0"/>
+            </w:tcBorders>
+            <w:shd w:fill="F0FAFA" w:color="auto" w:val="clear"/>
+            <w:tcMar>
+              <w:top w:type="dxa" w:w="40"/>
+              <w:left w:type="dxa" w:w="80"/>
+              <w:bottom w:type="dxa" w:w="40"/>
+              <w:right w:type="dxa" w:w="80"/>
+            </w:tcMar>
+            <w:vAlign w:val="center"/>
+          </w:tcPr>
+          <w:p>
+            <w:r>
+              <w:rPr>
+                <w:rFonts w:ascii="Arial" w:cs="Arial" w:eastAsia="Arial" w:hAnsi="Arial"/>
+                <w:b/>
+                <w:bCs/>
+                <w:color w:val="2C2C2C"/>
+                <w:sz w:val="18"/>
+                <w:szCs w:val="18"/>
+              </w:rPr>
+              <w:t xml:space="preserve">Trap Bar Deadlift</w:t>
+            </w:r>
+          </w:p>
+        </w:tc>
+        <w:tc>
+          <w:tcPr>
+            <w:tcW w:type="dxa" w:w="380"/>
+            <w:tcBorders>
+              <w:top w:val="none" w:color="FFFFFF" w:sz="0"/>
+              <w:left w:val="none" w:color="FFFFFF" w:sz="0"/>
+              <w:bottom w:val="none" w:color="FFFFFF" w:sz="0"/>
+              <w:right w:val="none" w:color="FFFFFF" w:sz="0"/>
+            </w:tcBorders>
+            <w:shd w:fill="F0FAFA" w:color="auto" w:val="clear"/>
+            <w:tcMar>
+              <w:top w:type="dxa" w:w="40"/>
+              <w:left w:type="dxa" w:w="80"/>
+              <w:bottom w:type="dxa" w:w="40"/>
+              <w:right w:type="dxa" w:w="80"/>
+            </w:tcMar>
+            <w:vAlign w:val="center"/>
+          </w:tcPr>
+          <w:p>
+            <w:pPr>
+              <w:jc w:val="center"/>
+            </w:pPr>
+            <w:r>
+              <w:rPr>
+                <w:rFonts w:ascii="Arial" w:cs="Arial" w:eastAsia="Arial" w:hAnsi="Arial"/>
+                <w:color w:val="6B6B6B"/>
+                <w:sz w:val="15"/>
+                <w:szCs w:val="15"/>
+              </w:rPr>
+              <w:t xml:space="preserve">3</w:t>
+            </w:r>
+          </w:p>
+        </w:tc>
+        <w:tc>
+          <w:tcPr>
+            <w:tcW w:type="dxa" w:w="420"/>
+            <w:tcBorders>
+              <w:top w:val="none" w:color="FFFFFF" w:sz="0"/>
+              <w:left w:val="none" w:color="FFFFFF" w:sz="0"/>
+              <w:bottom w:val="none" w:color="FFFFFF" w:sz="0"/>
+              <w:right w:val="none" w:color="FFFFFF" w:sz="0"/>
+            </w:tcBorders>
+            <w:shd w:fill="F0FAFA" w:color="auto" w:val="clear"/>
+            <w:tcMar>
+              <w:top w:type="dxa" w:w="40"/>
+              <w:left w:type="dxa" w:w="80"/>
+              <w:bottom w:type="dxa" w:w="40"/>
+              <w:right w:type="dxa" w:w="80"/>
+            </w:tcMar>
+            <w:vAlign w:val="center"/>
+          </w:tcPr>
+          <w:p>
+            <w:pPr>
+              <w:jc w:val="center"/>
+            </w:pPr>
+            <w:r>
+              <w:rPr>
+                <w:rFonts w:ascii="Arial" w:cs="Arial" w:eastAsia="Arial" w:hAnsi="Arial"/>
+                <w:color w:val="6B6B6B"/>
+                <w:sz w:val="15"/>
+                <w:szCs w:val="15"/>
+              </w:rPr>
+              <w:t xml:space="preserve">6</w:t>
+            </w:r>
+          </w:p>
+        </w:tc>
+        <w:tc>
+          <w:tcPr>
+            <w:tcW w:type="dxa" w:w="680"/>
+            <w:tcBorders>
+              <w:top w:val="none" w:color="FFFFFF" w:sz="0"/>
+              <w:left w:val="none" w:color="FFFFFF" w:sz="0"/>
+              <w:bottom w:val="none" w:color="FFFFFF" w:sz="0"/>
+              <w:right w:val="none" w:color="FFFFFF" w:sz="0"/>
+            </w:tcBorders>
+            <w:shd w:fill="F0FAFA" w:color="auto" w:val="clear"/>
+            <w:tcMar>
+              <w:top w:type="dxa" w:w="40"/>
+              <w:left w:type="dxa" w:w="80"/>
+              <w:bottom w:type="dxa" w:w="40"/>
+              <w:right w:type="dxa" w:w="80"/>
+            </w:tcMar>
+            <w:vAlign w:val="center"/>
+          </w:tcPr>
+          <w:p>
+            <w:pPr>
+              <w:jc w:val="center"/>
+            </w:pPr>
+            <w:r>
+              <w:rPr>
+                <w:rFonts w:ascii="Arial" w:cs="Arial" w:eastAsia="Arial" w:hAnsi="Arial"/>
+                <w:color w:val="6B6B6B"/>
+                <w:sz w:val="15"/>
+                <w:szCs w:val="15"/>
+              </w:rPr>
+              <w:t xml:space="preserve">55 lbs</w:t>
+            </w:r>
+          </w:p>
+        </w:tc>
+        <w:tc>
+          <w:tcPr>
+            <w:tcW w:type="dxa" w:w="540"/>
+            <w:tcBorders>
+              <w:top w:val="none" w:color="FFFFFF" w:sz="0"/>
+              <w:left w:val="none" w:color="FFFFFF" w:sz="0"/>
+              <w:bottom w:val="none" w:color="FFFFFF" w:sz="0"/>
+              <w:right w:val="none" w:color="FFFFFF" w:sz="0"/>
+            </w:tcBorders>
+            <w:shd w:fill="F0FAFA" w:color="auto" w:val="clear"/>
+            <w:tcMar>
+              <w:top w:type="dxa" w:w="40"/>
+              <w:left w:type="dxa" w:w="80"/>
+              <w:bottom w:type="dxa" w:w="40"/>
+              <w:right w:type="dxa" w:w="80"/>
+            </w:tcMar>
+            <w:vAlign w:val="center"/>
+          </w:tcPr>
+          <w:p>
+            <w:pPr>
+              <w:jc w:val="center"/>
+            </w:pPr>
+            <w:r>
+              <w:rPr>
+                <w:rFonts w:ascii="Arial" w:cs="Arial" w:eastAsia="Arial" w:hAnsi="Arial"/>
+                <w:color w:val="6B6B6B"/>
+                <w:sz w:val="15"/>
+                <w:szCs w:val="15"/>
+              </w:rPr>
+              <w:t xml:space="preserve">2-1-1</w:t>
+            </w:r>
+          </w:p>
+        </w:tc>
+        <w:tc>
+          <w:tcPr>
+            <w:tcW w:type="dxa" w:w="440"/>
+            <w:tcBorders>
+              <w:top w:val="none" w:color="FFFFFF" w:sz="0"/>
+              <w:left w:val="none" w:color="FFFFFF" w:sz="0"/>
+              <w:bottom w:val="none" w:color="FFFFFF" w:sz="0"/>
+              <w:right w:val="none" w:color="FFFFFF" w:sz="0"/>
+            </w:tcBorders>
+            <w:shd w:fill="F0FAFA" w:color="auto" w:val="clear"/>
+            <w:tcMar>
+              <w:top w:type="dxa" w:w="40"/>
+              <w:left w:type="dxa" w:w="80"/>
+              <w:bottom w:type="dxa" w:w="40"/>
+              <w:right w:type="dxa" w:w="80"/>
+            </w:tcMar>
+            <w:vAlign w:val="center"/>
+          </w:tcPr>
+          <w:p>
+            <w:pPr>
+              <w:jc w:val="center"/>
+            </w:pPr>
+            <w:r>
+              <w:rPr>
+                <w:rFonts w:ascii="Arial" w:cs="Arial" w:eastAsia="Arial" w:hAnsi="Arial"/>
+                <w:color w:val="6B6B6B"/>
+                <w:sz w:val="15"/>
+                <w:szCs w:val="15"/>
+              </w:rPr>
+              <w:t xml:space="preserve">90s</w:t>
+            </w:r>
+          </w:p>
+        </w:tc>
+        <w:tc>
+          <w:tcPr>
+            <w:tcW w:type="dxa" w:w="5580"/>
+            <w:tcBorders>
+              <w:top w:val="none" w:color="FFFFFF" w:sz="0"/>
+              <w:left w:val="none" w:color="FFFFFF" w:sz="0"/>
+              <w:bottom w:val="none" w:color="FFFFFF" w:sz="0"/>
+              <w:right w:val="none" w:color="FFFFFF" w:sz="0"/>
+            </w:tcBorders>
+            <w:shd w:fill="F0FAFA" w:color="auto" w:val="clear"/>
+            <w:tcMar>
+              <w:top w:type="dxa" w:w="40"/>
+              <w:left w:type="dxa" w:w="80"/>
+              <w:bottom w:type="dxa" w:w="40"/>
+              <w:right w:type="dxa" w:w="80"/>
+            </w:tcMar>
+            <w:vAlign w:val="center"/>
+          </w:tcPr>
+          <w:p>
+            <w:r>
+              <w:rPr>
+                <w:rFonts w:ascii="Arial" w:cs="Arial" w:eastAsia="Arial" w:hAnsi="Arial"/>
+                <w:color w:val="6B6B6B"/>
+                <w:sz w:val="17"/>
+                <w:szCs w:val="17"/>
+              </w:rPr>
+              <w:t xml:space="preserve">Flat back, brace, push floor away evenly.</w:t>
+            </w:r>
+            <w:r>
+              <w:rPr>
+                <w:rFonts w:ascii="Arial" w:cs="Arial" w:eastAsia="Arial" w:hAnsi="Arial"/>
+                <w:i/>
+                <w:iCs/>
+                <w:color w:val="00695C"/>
+                <w:sz w:val="14"/>
+                <w:szCs w:val="14"/>
+              </w:rPr>
+              <w:t xml:space="preserve">  3+ RIR</w:t>
+            </w:r>
+          </w:p>
+        </w:tc>
+      </w:tr>
+    </w:tbl>
+    <w:p>
+      <w:pPr>
+        <w:spacing w:after="100"/>
+      </w:pPr>
+    </w:p>
+    <w:p>
+      <w:pPr>
+        <w:spacing w:after="60" w:before="120"/>
+      </w:pPr>
+      <w:r>
+        <w:rPr>
+          <w:rFonts w:ascii="Arial" w:cs="Arial" w:eastAsia="Arial" w:hAnsi="Arial"/>
+          <w:b/>
+          <w:bCs/>
+          <w:color w:val="C9A227"/>
+          <w:sz w:val="17"/>
+          <w:szCs w:val="17"/>
+        </w:rPr>
+        <w:t xml:space="preserve">E — FULL-BODY INTEGRATION — FARMERS CARRY (LIGHT)</w:t>
+      </w:r>
+    </w:p>
+    <w:p>
+      <w:pPr>
+        <w:spacing w:after="80"/>
+      </w:pPr>
+      <w:r>
+        <w:rPr>
+          <w:rFonts w:ascii="Arial" w:cs="Arial" w:eastAsia="Arial" w:hAnsi="Arial"/>
+          <w:b/>
+          <w:bCs/>
+          <w:color w:val="C9A227"/>
+          <w:sz w:val="17"/>
+          <w:szCs w:val="17"/>
+        </w:rPr>
+        <w:t xml:space="preserve">Why:  </w:t>
+      </w:r>
+      <w:r>
+        <w:rPr>
+          <w:rFonts w:ascii="Arial" w:cs="Arial" w:eastAsia="Arial" w:hAnsi="Arial"/>
+          <w:color w:val="2C2C2C"/>
+          <w:sz w:val="17"/>
+          <w:szCs w:val="17"/>
+        </w:rPr>
+        <w:t xml:space="preserve">The session's closing compound — a light loaded carry that puts today's two brand-new lift patterns to work as one integrated movement: the hinge to pick the weights up, the braced, tall posture of the squat work, carried under gait. Loads stay deliberately below her tested 30 lbs/hand carry baseline — this closes a technique day with quality movement, not extra load. Distance and movement quality govern this work, not an effort target. A goblet carry (one DB held at the chest) covers the same ground with an upright-posture bias if it suits the day better.</w:t>
+      </w:r>
+    </w:p>
+    <w:tbl>
+      <w:tblPr>
+        <w:tblW w:type="dxa" w:w="10440"/>
+        <w:tblBorders>
+          <w:top w:val="none" w:color="FFFFFF" w:sz="0"/>
+          <w:left w:val="none" w:color="FFFFFF" w:sz="0"/>
+          <w:bottom w:val="none" w:color="FFFFFF" w:sz="0"/>
+          <w:right w:val="none" w:color="FFFFFF" w:sz="0"/>
+          <w:insideH w:val="single" w:color="auto" w:sz="4"/>
+          <w:insideV w:val="single" w:color="auto" w:sz="4"/>
+        </w:tblBorders>
+      </w:tblPr>
+      <w:tblGrid>
+        <w:gridCol w:w="2400"/>
+        <w:gridCol w:w="380"/>
+        <w:gridCol w:w="420"/>
+        <w:gridCol w:w="680"/>
+        <w:gridCol w:w="540"/>
+        <w:gridCol w:w="440"/>
+        <w:gridCol w:w="5580"/>
+      </w:tblGrid>
+      <w:tr>
+        <w:tc>
+          <w:tcPr>
+            <w:tcW w:type="dxa" w:w="2400"/>
+            <w:tcBorders>
+              <w:top w:val="none" w:color="FFFFFF" w:sz="0"/>
+              <w:left w:val="none" w:color="FFFFFF" w:sz="0"/>
+              <w:bottom w:val="none" w:color="FFFFFF" w:sz="0"/>
+              <w:right w:val="none" w:color="FFFFFF" w:sz="0"/>
+            </w:tcBorders>
+            <w:shd w:fill="F5E8C0" w:color="auto" w:val="clear"/>
+            <w:tcMar>
+              <w:top w:type="dxa" w:w="40"/>
+              <w:left w:type="dxa" w:w="80"/>
+              <w:bottom w:type="dxa" w:w="40"/>
+              <w:right w:type="dxa" w:w="80"/>
+            </w:tcMar>
+            <w:vAlign w:val="center"/>
+          </w:tcPr>
+          <w:p>
+            <w:pPr>
+              <w:jc w:val="left"/>
+            </w:pPr>
+            <w:r>
+              <w:rPr>
+                <w:rFonts w:ascii="Arial" w:cs="Arial" w:eastAsia="Arial" w:hAnsi="Arial"/>
+                <w:b/>
+                <w:bCs/>
+                <w:color w:val="C9A227"/>
+                <w:sz w:val="15"/>
+                <w:szCs w:val="15"/>
+              </w:rPr>
+              <w:t xml:space="preserve">EXERCISE</w:t>
+            </w:r>
+          </w:p>
+        </w:tc>
+        <w:tc>
+          <w:tcPr>
+            <w:tcW w:type="dxa" w:w="380"/>
+            <w:tcBorders>
+              <w:top w:val="none" w:color="FFFFFF" w:sz="0"/>
+              <w:left w:val="none" w:color="FFFFFF" w:sz="0"/>
+              <w:bottom w:val="none" w:color="FFFFFF" w:sz="0"/>
+              <w:right w:val="none" w:color="FFFFFF" w:sz="0"/>
+            </w:tcBorders>
+            <w:shd w:fill="F5E8C0" w:color="auto" w:val="clear"/>
+            <w:tcMar>
+              <w:top w:type="dxa" w:w="40"/>
+              <w:left w:type="dxa" w:w="80"/>
+              <w:bottom w:type="dxa" w:w="40"/>
+              <w:right w:type="dxa" w:w="80"/>
+            </w:tcMar>
+            <w:vAlign w:val="center"/>
+          </w:tcPr>
+          <w:p>
+            <w:pPr>
+              <w:jc w:val="center"/>
+            </w:pPr>
+            <w:r>
+              <w:rPr>
+                <w:rFonts w:ascii="Arial" w:cs="Arial" w:eastAsia="Arial" w:hAnsi="Arial"/>
+                <w:b/>
+                <w:bCs/>
+                <w:color w:val="C9A227"/>
+                <w:sz w:val="13"/>
+                <w:szCs w:val="13"/>
+              </w:rPr>
+              <w:t xml:space="preserve">SETS</w:t>
+            </w:r>
+          </w:p>
+        </w:tc>
+        <w:tc>
+          <w:tcPr>
+            <w:tcW w:type="dxa" w:w="420"/>
+            <w:tcBorders>
+              <w:top w:val="none" w:color="FFFFFF" w:sz="0"/>
+              <w:left w:val="none" w:color="FFFFFF" w:sz="0"/>
+              <w:bottom w:val="none" w:color="FFFFFF" w:sz="0"/>
+              <w:right w:val="none" w:color="FFFFFF" w:sz="0"/>
+            </w:tcBorders>
+            <w:shd w:fill="F5E8C0" w:color="auto" w:val="clear"/>
+            <w:tcMar>
+              <w:top w:type="dxa" w:w="40"/>
+              <w:left w:type="dxa" w:w="80"/>
+              <w:bottom w:type="dxa" w:w="40"/>
+              <w:right w:type="dxa" w:w="80"/>
+            </w:tcMar>
+            <w:vAlign w:val="center"/>
+          </w:tcPr>
+          <w:p>
+            <w:pPr>
+              <w:jc w:val="center"/>
+            </w:pPr>
+            <w:r>
+              <w:rPr>
+                <w:rFonts w:ascii="Arial" w:cs="Arial" w:eastAsia="Arial" w:hAnsi="Arial"/>
+                <w:b/>
+                <w:bCs/>
+                <w:color w:val="C9A227"/>
+                <w:sz w:val="13"/>
+                <w:szCs w:val="13"/>
+              </w:rPr>
+              <w:t xml:space="preserve">REPS</w:t>
+            </w:r>
+          </w:p>
+        </w:tc>
+        <w:tc>
+          <w:tcPr>
+            <w:tcW w:type="dxa" w:w="680"/>
+            <w:tcBorders>
+              <w:top w:val="none" w:color="FFFFFF" w:sz="0"/>
+              <w:left w:val="none" w:color="FFFFFF" w:sz="0"/>
+              <w:bottom w:val="none" w:color="FFFFFF" w:sz="0"/>
+              <w:right w:val="none" w:color="FFFFFF" w:sz="0"/>
+            </w:tcBorders>
+            <w:shd w:fill="F5E8C0" w:color="auto" w:val="clear"/>
+            <w:tcMar>
+              <w:top w:type="dxa" w:w="40"/>
+              <w:left w:type="dxa" w:w="80"/>
+              <w:bottom w:type="dxa" w:w="40"/>
+              <w:right w:type="dxa" w:w="80"/>
+            </w:tcMar>
+            <w:vAlign w:val="center"/>
+          </w:tcPr>
+          <w:p>
+            <w:pPr>
+              <w:jc w:val="center"/>
+            </w:pPr>
+            <w:r>
+              <w:rPr>
+                <w:rFonts w:ascii="Arial" w:cs="Arial" w:eastAsia="Arial" w:hAnsi="Arial"/>
+                <w:b/>
+                <w:bCs/>
+                <w:color w:val="C9A227"/>
+                <w:sz w:val="13"/>
+                <w:szCs w:val="13"/>
+              </w:rPr>
+              <w:t xml:space="preserve">LOAD</w:t>
+            </w:r>
+          </w:p>
+        </w:tc>
+        <w:tc>
+          <w:tcPr>
+            <w:tcW w:type="dxa" w:w="540"/>
+            <w:tcBorders>
+              <w:top w:val="none" w:color="FFFFFF" w:sz="0"/>
+              <w:left w:val="none" w:color="FFFFFF" w:sz="0"/>
+              <w:bottom w:val="none" w:color="FFFFFF" w:sz="0"/>
+              <w:right w:val="none" w:color="FFFFFF" w:sz="0"/>
+            </w:tcBorders>
+            <w:shd w:fill="F5E8C0" w:color="auto" w:val="clear"/>
+            <w:tcMar>
+              <w:top w:type="dxa" w:w="40"/>
+              <w:left w:type="dxa" w:w="80"/>
+              <w:bottom w:type="dxa" w:w="40"/>
+              <w:right w:type="dxa" w:w="80"/>
+            </w:tcMar>
+            <w:vAlign w:val="center"/>
+          </w:tcPr>
+          <w:p>
+            <w:pPr>
+              <w:jc w:val="center"/>
+            </w:pPr>
+            <w:r>
+              <w:rPr>
+                <w:rFonts w:ascii="Arial" w:cs="Arial" w:eastAsia="Arial" w:hAnsi="Arial"/>
+                <w:b/>
+                <w:bCs/>
+                <w:color w:val="C9A227"/>
+                <w:sz w:val="13"/>
+                <w:szCs w:val="13"/>
+              </w:rPr>
+              <w:t xml:space="preserve">TEMPO</w:t>
+            </w:r>
+          </w:p>
+        </w:tc>
+        <w:tc>
+          <w:tcPr>
+            <w:tcW w:type="dxa" w:w="440"/>
+            <w:tcBorders>
+              <w:top w:val="none" w:color="FFFFFF" w:sz="0"/>
+              <w:left w:val="none" w:color="FFFFFF" w:sz="0"/>
+              <w:bottom w:val="none" w:color="FFFFFF" w:sz="0"/>
+              <w:right w:val="none" w:color="FFFFFF" w:sz="0"/>
+            </w:tcBorders>
+            <w:shd w:fill="F5E8C0" w:color="auto" w:val="clear"/>
+            <w:tcMar>
+              <w:top w:type="dxa" w:w="40"/>
+              <w:left w:type="dxa" w:w="80"/>
+              <w:bottom w:type="dxa" w:w="40"/>
+              <w:right w:type="dxa" w:w="80"/>
+            </w:tcMar>
+            <w:vAlign w:val="center"/>
+          </w:tcPr>
+          <w:p>
+            <w:pPr>
+              <w:jc w:val="center"/>
+            </w:pPr>
+            <w:r>
+              <w:rPr>
+                <w:rFonts w:ascii="Arial" w:cs="Arial" w:eastAsia="Arial" w:hAnsi="Arial"/>
+                <w:b/>
+                <w:bCs/>
+                <w:color w:val="C9A227"/>
+                <w:sz w:val="13"/>
+                <w:szCs w:val="13"/>
+              </w:rPr>
+              <w:t xml:space="preserve">REST</w:t>
+            </w:r>
+          </w:p>
+        </w:tc>
+        <w:tc>
+          <w:tcPr>
+            <w:tcW w:type="dxa" w:w="5580"/>
+            <w:tcBorders>
+              <w:top w:val="none" w:color="FFFFFF" w:sz="0"/>
+              <w:left w:val="none" w:color="FFFFFF" w:sz="0"/>
+              <w:bottom w:val="none" w:color="FFFFFF" w:sz="0"/>
+              <w:right w:val="none" w:color="FFFFFF" w:sz="0"/>
+            </w:tcBorders>
+            <w:shd w:fill="F5E8C0" w:color="auto" w:val="clear"/>
+            <w:tcMar>
+              <w:top w:type="dxa" w:w="40"/>
+              <w:left w:type="dxa" w:w="80"/>
+              <w:bottom w:type="dxa" w:w="40"/>
+              <w:right w:type="dxa" w:w="80"/>
+            </w:tcMar>
+            <w:vAlign w:val="center"/>
+          </w:tcPr>
+          <w:p>
+            <w:pPr>
+              <w:jc w:val="left"/>
+            </w:pPr>
+            <w:r>
+              <w:rPr>
+                <w:rFonts w:ascii="Arial" w:cs="Arial" w:eastAsia="Arial" w:hAnsi="Arial"/>
+                <w:b/>
+                <w:bCs/>
+                <w:color w:val="C9A227"/>
+                <w:sz w:val="15"/>
+                <w:szCs w:val="15"/>
+              </w:rPr>
+              <w:t xml:space="preserve">COACHING CUE</w:t>
+            </w:r>
+          </w:p>
+        </w:tc>
+      </w:tr>
+      <w:tr>
+        <w:tc>
+          <w:tcPr>
+            <w:tcW w:type="dxa" w:w="2400"/>
+            <w:tcBorders>
+              <w:top w:val="none" w:color="FFFFFF" w:sz="0"/>
+              <w:left w:val="none" w:color="FFFFFF" w:sz="0"/>
+              <w:bottom w:val="none" w:color="FFFFFF" w:sz="0"/>
+              <w:right w:val="none" w:color="FFFFFF" w:sz="0"/>
+            </w:tcBorders>
+            <w:shd w:fill="FAF3E0" w:color="auto" w:val="clear"/>
+            <w:tcMar>
+              <w:top w:type="dxa" w:w="40"/>
+              <w:left w:type="dxa" w:w="80"/>
+              <w:bottom w:type="dxa" w:w="40"/>
+              <w:right w:type="dxa" w:w="80"/>
+            </w:tcMar>
+            <w:vAlign w:val="center"/>
+          </w:tcPr>
+          <w:p>
+            <w:r>
+              <w:rPr>
+                <w:rFonts w:ascii="Arial" w:cs="Arial" w:eastAsia="Arial" w:hAnsi="Arial"/>
+                <w:b/>
+                <w:bCs/>
+                <w:color w:val="2C2C2C"/>
+                <w:sz w:val="18"/>
+                <w:szCs w:val="18"/>
+              </w:rPr>
+              <w:t xml:space="preserve">Farmers Carry (DB, Both Hands — Light)</w:t>
+            </w:r>
+          </w:p>
+        </w:tc>
+        <w:tc>
+          <w:tcPr>
+            <w:tcW w:type="dxa" w:w="380"/>
+            <w:tcBorders>
+              <w:top w:val="none" w:color="FFFFFF" w:sz="0"/>
+              <w:left w:val="none" w:color="FFFFFF" w:sz="0"/>
+              <w:bottom w:val="none" w:color="FFFFFF" w:sz="0"/>
+              <w:right w:val="none" w:color="FFFFFF" w:sz="0"/>
+            </w:tcBorders>
+            <w:shd w:fill="FAF3E0" w:color="auto" w:val="clear"/>
+            <w:tcMar>
+              <w:top w:type="dxa" w:w="40"/>
+              <w:left w:type="dxa" w:w="80"/>
+              <w:bottom w:type="dxa" w:w="40"/>
+              <w:right w:type="dxa" w:w="80"/>
+            </w:tcMar>
+            <w:vAlign w:val="center"/>
+          </w:tcPr>
+          <w:p>
+            <w:pPr>
+              <w:jc w:val="center"/>
+            </w:pPr>
+            <w:r>
+              <w:rPr>
+                <w:rFonts w:ascii="Arial" w:cs="Arial" w:eastAsia="Arial" w:hAnsi="Arial"/>
+                <w:color w:val="6B6B6B"/>
+                <w:sz w:val="15"/>
+                <w:szCs w:val="15"/>
+              </w:rPr>
+              <w:t xml:space="preserve">2</w:t>
+            </w:r>
+          </w:p>
+        </w:tc>
+        <w:tc>
+          <w:tcPr>
+            <w:tcW w:type="dxa" w:w="420"/>
+            <w:tcBorders>
+              <w:top w:val="none" w:color="FFFFFF" w:sz="0"/>
+              <w:left w:val="none" w:color="FFFFFF" w:sz="0"/>
+              <w:bottom w:val="none" w:color="FFFFFF" w:sz="0"/>
+              <w:right w:val="none" w:color="FFFFFF" w:sz="0"/>
+            </w:tcBorders>
+            <w:shd w:fill="FAF3E0" w:color="auto" w:val="clear"/>
+            <w:tcMar>
+              <w:top w:type="dxa" w:w="40"/>
+              <w:left w:type="dxa" w:w="80"/>
+              <w:bottom w:type="dxa" w:w="40"/>
+              <w:right w:type="dxa" w:w="80"/>
+            </w:tcMar>
+            <w:vAlign w:val="center"/>
+          </w:tcPr>
+          <w:p>
+            <w:pPr>
+              <w:jc w:val="center"/>
+            </w:pPr>
+            <w:r>
+              <w:rPr>
+                <w:rFonts w:ascii="Arial" w:cs="Arial" w:eastAsia="Arial" w:hAnsi="Arial"/>
+                <w:color w:val="6B6B6B"/>
+                <w:sz w:val="15"/>
+                <w:szCs w:val="15"/>
+              </w:rPr>
+              <w:t xml:space="preserve">25–30 yd</w:t>
+            </w:r>
+          </w:p>
+        </w:tc>
+        <w:tc>
+          <w:tcPr>
+            <w:tcW w:type="dxa" w:w="680"/>
+            <w:tcBorders>
+              <w:top w:val="none" w:color="FFFFFF" w:sz="0"/>
+              <w:left w:val="none" w:color="FFFFFF" w:sz="0"/>
+              <w:bottom w:val="none" w:color="FFFFFF" w:sz="0"/>
+              <w:right w:val="none" w:color="FFFFFF" w:sz="0"/>
+            </w:tcBorders>
+            <w:shd w:fill="FAF3E0" w:color="auto" w:val="clear"/>
+            <w:tcMar>
+              <w:top w:type="dxa" w:w="40"/>
+              <w:left w:type="dxa" w:w="80"/>
+              <w:bottom w:type="dxa" w:w="40"/>
+              <w:right w:type="dxa" w:w="80"/>
+            </w:tcMar>
+            <w:vAlign w:val="center"/>
+          </w:tcPr>
+          <w:p>
+            <w:pPr>
+              <w:jc w:val="center"/>
+            </w:pPr>
+            <w:r>
+              <w:rPr>
+                <w:rFonts w:ascii="Arial" w:cs="Arial" w:eastAsia="Arial" w:hAnsi="Arial"/>
+                <w:color w:val="6B6B6B"/>
+                <w:sz w:val="15"/>
+                <w:szCs w:val="15"/>
+              </w:rPr>
+              <w:t xml:space="preserve">20–25 lbs/hand</w:t>
+            </w:r>
+          </w:p>
+        </w:tc>
+        <w:tc>
+          <w:tcPr>
+            <w:tcW w:type="dxa" w:w="540"/>
+            <w:tcBorders>
+              <w:top w:val="none" w:color="FFFFFF" w:sz="0"/>
+              <w:left w:val="none" w:color="FFFFFF" w:sz="0"/>
+              <w:bottom w:val="none" w:color="FFFFFF" w:sz="0"/>
+              <w:right w:val="none" w:color="FFFFFF" w:sz="0"/>
+            </w:tcBorders>
+            <w:shd w:fill="FAF3E0" w:color="auto" w:val="clear"/>
+            <w:tcMar>
+              <w:top w:type="dxa" w:w="40"/>
+              <w:left w:type="dxa" w:w="80"/>
+              <w:bottom w:type="dxa" w:w="40"/>
+              <w:right w:type="dxa" w:w="80"/>
+            </w:tcMar>
+            <w:vAlign w:val="center"/>
+          </w:tcPr>
+          <w:p>
+            <w:pPr>
+              <w:jc w:val="center"/>
+            </w:pPr>
+            <w:r>
+              <w:rPr>
+                <w:rFonts w:ascii="Arial" w:cs="Arial" w:eastAsia="Arial" w:hAnsi="Arial"/>
+                <w:color w:val="6B6B6B"/>
+                <w:sz w:val="15"/>
+                <w:szCs w:val="15"/>
+              </w:rPr>
+              <w:t xml:space="preserve">controlled</w:t>
+            </w:r>
+          </w:p>
+        </w:tc>
+        <w:tc>
+          <w:tcPr>
+            <w:tcW w:type="dxa" w:w="440"/>
+            <w:tcBorders>
+              <w:top w:val="none" w:color="FFFFFF" w:sz="0"/>
+              <w:left w:val="none" w:color="FFFFFF" w:sz="0"/>
+              <w:bottom w:val="none" w:color="FFFFFF" w:sz="0"/>
+              <w:right w:val="none" w:color="FFFFFF" w:sz="0"/>
+            </w:tcBorders>
+            <w:shd w:fill="FAF3E0" w:color="auto" w:val="clear"/>
+            <w:tcMar>
+              <w:top w:type="dxa" w:w="40"/>
+              <w:left w:type="dxa" w:w="80"/>
+              <w:bottom w:type="dxa" w:w="40"/>
+              <w:right w:type="dxa" w:w="80"/>
+            </w:tcMar>
+            <w:vAlign w:val="center"/>
+          </w:tcPr>
+          <w:p>
+            <w:pPr>
+              <w:jc w:val="center"/>
+            </w:pPr>
+            <w:r>
+              <w:rPr>
+                <w:rFonts w:ascii="Arial" w:cs="Arial" w:eastAsia="Arial" w:hAnsi="Arial"/>
+                <w:color w:val="6B6B6B"/>
+                <w:sz w:val="15"/>
+                <w:szCs w:val="15"/>
+              </w:rPr>
+              <w:t xml:space="preserve">60s</w:t>
+            </w:r>
+          </w:p>
+        </w:tc>
+        <w:tc>
+          <w:tcPr>
+            <w:tcW w:type="dxa" w:w="5580"/>
+            <w:tcBorders>
+              <w:top w:val="none" w:color="FFFFFF" w:sz="0"/>
+              <w:left w:val="none" w:color="FFFFFF" w:sz="0"/>
+              <w:bottom w:val="none" w:color="FFFFFF" w:sz="0"/>
+              <w:right w:val="none" w:color="FFFFFF" w:sz="0"/>
+            </w:tcBorders>
+            <w:shd w:fill="FAF3E0" w:color="auto" w:val="clear"/>
+            <w:tcMar>
+              <w:top w:type="dxa" w:w="40"/>
+              <w:left w:type="dxa" w:w="80"/>
+              <w:bottom w:type="dxa" w:w="40"/>
+              <w:right w:type="dxa" w:w="80"/>
+            </w:tcMar>
+            <w:vAlign w:val="center"/>
+          </w:tcPr>
+          <w:p>
+            <w:r>
+              <w:rPr>
+                <w:rFonts w:ascii="Arial" w:cs="Arial" w:eastAsia="Arial" w:hAnsi="Arial"/>
+                <w:color w:val="6B6B6B"/>
+                <w:sz w:val="17"/>
+                <w:szCs w:val="17"/>
+              </w:rPr>
+              <w:t xml:space="preserve">Hinge to pick up clean. Tall posture, ribs down, quick tight steps.</w:t>
+            </w:r>
+            <w:r>
+              <w:rPr>
+                <w:rFonts w:ascii="Arial" w:cs="Arial" w:eastAsia="Arial" w:hAnsi="Arial"/>
+                <w:i/>
+                <w:iCs/>
+                <w:color w:val="00695C"/>
+                <w:sz w:val="14"/>
+                <w:szCs w:val="14"/>
+              </w:rPr>
+              <w:t xml:space="preserve">  Distance &amp; quality governed — no RIR target</w:t>
+            </w:r>
+          </w:p>
+        </w:tc>
+      </w:tr>
+    </w:tbl>
+    <w:p>
+      <w:pPr>
+        <w:spacing w:after="100"/>
+      </w:pPr>
+    </w:p>
+    <w:p>
+      <w:pPr>
+        <w:spacing w:after="60" w:before="120"/>
+      </w:pPr>
+      <w:r>
+        <w:rPr>
+          <w:rFonts w:ascii="Arial" w:cs="Arial" w:eastAsia="Arial" w:hAnsi="Arial"/>
+          <w:b/>
+          <w:bCs/>
+          <w:color w:val="00695C"/>
+          <w:sz w:val="17"/>
+          <w:szCs w:val="17"/>
+        </w:rPr>
+        <w:t xml:space="preserve">F — METABOLIC FINISHER</w:t>
       </w:r>
     </w:p>
     <w:p>
@@ -8453,7 +9348,7 @@
           <w:sz w:val="17"/>
           <w:szCs w:val="17"/>
         </w:rPr>
-        <w:t xml:space="preserve">B — PRIMARY PRESS STRENGTH</w:t>
+        <w:t xml:space="preserve">B — PRIMARY COMPOUND — SEATED OVERHEAD PRESS</w:t>
       </w:r>
     </w:p>
     <w:p>
@@ -8478,7 +9373,7 @@
           <w:sz w:val="17"/>
           <w:szCs w:val="17"/>
         </w:rPr>
-        <w:t xml:space="preserve">Seated overhead press tested at 15 lbs x8 (Epley 1RM ≈19 lbs). Given the frozen shoulder history, Week 1 trains conservatively below baseline (12.5 lbs) and progresses only as far as pain-free range allows, reaching 17.5 lbs by Week 4.</w:t>
+        <w:t xml:space="preserve">The day's main lift. Seated overhead press tested at 15 lbs x8 (Epley 1RM ≈19 lbs). Given the frozen shoulder history, Week 1 trains conservatively below baseline (12.5 lbs) and progresses only as far as pain-free range allows, reaching 17.5 lbs by Week 4. If the day calls for a press variation, rotate between: a landmine press (a friendlier, angled arc when the fully vertical line isn't comfortable) or a half-kneeling single-arm DB press (light, one side at a time). Every option lives inside the same rule as the press itself — pain-free range only, sharp or pinching pain ends the set — and the seated press stays the lift we track and retest.</w:t>
       </w:r>
     </w:p>
     <w:tbl>
@@ -9002,6 +9897,74 @@
           </w:p>
         </w:tc>
       </w:tr>
+    </w:tbl>
+    <w:p>
+      <w:pPr>
+        <w:spacing w:after="100"/>
+      </w:pPr>
+    </w:p>
+    <w:p>
+      <w:pPr>
+        <w:spacing w:after="60" w:before="120"/>
+      </w:pPr>
+      <w:r>
+        <w:rPr>
+          <w:rFonts w:ascii="Arial" w:cs="Arial" w:eastAsia="Arial" w:hAnsi="Arial"/>
+          <w:b/>
+          <w:bCs/>
+          <w:color w:val="43A047"/>
+          <w:sz w:val="17"/>
+          <w:szCs w:val="17"/>
+        </w:rPr>
+        <w:t xml:space="preserve">C — ACCESSORY — INCLINE PUSH-UP</w:t>
+      </w:r>
+    </w:p>
+    <w:p>
+      <w:pPr>
+        <w:spacing w:after="80"/>
+      </w:pPr>
+      <w:r>
+        <w:rPr>
+          <w:rFonts w:ascii="Arial" w:cs="Arial" w:eastAsia="Arial" w:hAnsi="Arial"/>
+          <w:b/>
+          <w:bCs/>
+          <w:color w:val="43A047"/>
+          <w:sz w:val="17"/>
+          <w:szCs w:val="17"/>
+        </w:rPr>
+        <w:t xml:space="preserve">Load Target:  </w:t>
+      </w:r>
+      <w:r>
+        <w:rPr>
+          <w:rFonts w:ascii="Arial" w:cs="Arial" w:eastAsia="Arial" w:hAnsi="Arial"/>
+          <w:color w:val="2C2C2C"/>
+          <w:sz w:val="17"/>
+          <w:szCs w:val="17"/>
+        </w:rPr>
+        <w:t xml:space="preserve">The pressing accessory directly behind the overhead work — a controlled, non-overhead range that builds pushing volume while staying well clear of the shoulder's sensitive arc.</w:t>
+      </w:r>
+    </w:p>
+    <w:tbl>
+      <w:tblPr>
+        <w:tblW w:type="dxa" w:w="10440"/>
+        <w:tblBorders>
+          <w:top w:val="none" w:color="FFFFFF" w:sz="0"/>
+          <w:left w:val="none" w:color="FFFFFF" w:sz="0"/>
+          <w:bottom w:val="none" w:color="FFFFFF" w:sz="0"/>
+          <w:right w:val="none" w:color="FFFFFF" w:sz="0"/>
+          <w:insideH w:val="single" w:color="auto" w:sz="4"/>
+          <w:insideV w:val="single" w:color="auto" w:sz="4"/>
+        </w:tblBorders>
+      </w:tblPr>
+      <w:tblGrid>
+        <w:gridCol w:w="2400"/>
+        <w:gridCol w:w="380"/>
+        <w:gridCol w:w="420"/>
+        <w:gridCol w:w="680"/>
+        <w:gridCol w:w="540"/>
+        <w:gridCol w:w="440"/>
+        <w:gridCol w:w="5580"/>
+      </w:tblGrid>
       <w:tr>
         <w:tc>
           <w:tcPr>
@@ -9012,7 +9975,254 @@
               <w:bottom w:val="none" w:color="FFFFFF" w:sz="0"/>
               <w:right w:val="none" w:color="FFFFFF" w:sz="0"/>
             </w:tcBorders>
-            <w:shd w:fill="FFFFFF" w:color="auto" w:val="clear"/>
+            <w:shd w:fill="E8F5E9" w:color="auto" w:val="clear"/>
+            <w:tcMar>
+              <w:top w:type="dxa" w:w="40"/>
+              <w:left w:type="dxa" w:w="80"/>
+              <w:bottom w:type="dxa" w:w="40"/>
+              <w:right w:type="dxa" w:w="80"/>
+            </w:tcMar>
+            <w:vAlign w:val="center"/>
+          </w:tcPr>
+          <w:p>
+            <w:pPr>
+              <w:jc w:val="left"/>
+            </w:pPr>
+            <w:r>
+              <w:rPr>
+                <w:rFonts w:ascii="Arial" w:cs="Arial" w:eastAsia="Arial" w:hAnsi="Arial"/>
+                <w:b/>
+                <w:bCs/>
+                <w:color w:val="43A047"/>
+                <w:sz w:val="15"/>
+                <w:szCs w:val="15"/>
+              </w:rPr>
+              <w:t xml:space="preserve">EXERCISE</w:t>
+            </w:r>
+          </w:p>
+        </w:tc>
+        <w:tc>
+          <w:tcPr>
+            <w:tcW w:type="dxa" w:w="380"/>
+            <w:tcBorders>
+              <w:top w:val="none" w:color="FFFFFF" w:sz="0"/>
+              <w:left w:val="none" w:color="FFFFFF" w:sz="0"/>
+              <w:bottom w:val="none" w:color="FFFFFF" w:sz="0"/>
+              <w:right w:val="none" w:color="FFFFFF" w:sz="0"/>
+            </w:tcBorders>
+            <w:shd w:fill="E8F5E9" w:color="auto" w:val="clear"/>
+            <w:tcMar>
+              <w:top w:type="dxa" w:w="40"/>
+              <w:left w:type="dxa" w:w="80"/>
+              <w:bottom w:type="dxa" w:w="40"/>
+              <w:right w:type="dxa" w:w="80"/>
+            </w:tcMar>
+            <w:vAlign w:val="center"/>
+          </w:tcPr>
+          <w:p>
+            <w:pPr>
+              <w:jc w:val="center"/>
+            </w:pPr>
+            <w:r>
+              <w:rPr>
+                <w:rFonts w:ascii="Arial" w:cs="Arial" w:eastAsia="Arial" w:hAnsi="Arial"/>
+                <w:b/>
+                <w:bCs/>
+                <w:color w:val="43A047"/>
+                <w:sz w:val="13"/>
+                <w:szCs w:val="13"/>
+              </w:rPr>
+              <w:t xml:space="preserve">SETS</w:t>
+            </w:r>
+          </w:p>
+        </w:tc>
+        <w:tc>
+          <w:tcPr>
+            <w:tcW w:type="dxa" w:w="420"/>
+            <w:tcBorders>
+              <w:top w:val="none" w:color="FFFFFF" w:sz="0"/>
+              <w:left w:val="none" w:color="FFFFFF" w:sz="0"/>
+              <w:bottom w:val="none" w:color="FFFFFF" w:sz="0"/>
+              <w:right w:val="none" w:color="FFFFFF" w:sz="0"/>
+            </w:tcBorders>
+            <w:shd w:fill="E8F5E9" w:color="auto" w:val="clear"/>
+            <w:tcMar>
+              <w:top w:type="dxa" w:w="40"/>
+              <w:left w:type="dxa" w:w="80"/>
+              <w:bottom w:type="dxa" w:w="40"/>
+              <w:right w:type="dxa" w:w="80"/>
+            </w:tcMar>
+            <w:vAlign w:val="center"/>
+          </w:tcPr>
+          <w:p>
+            <w:pPr>
+              <w:jc w:val="center"/>
+            </w:pPr>
+            <w:r>
+              <w:rPr>
+                <w:rFonts w:ascii="Arial" w:cs="Arial" w:eastAsia="Arial" w:hAnsi="Arial"/>
+                <w:b/>
+                <w:bCs/>
+                <w:color w:val="43A047"/>
+                <w:sz w:val="13"/>
+                <w:szCs w:val="13"/>
+              </w:rPr>
+              <w:t xml:space="preserve">REPS</w:t>
+            </w:r>
+          </w:p>
+        </w:tc>
+        <w:tc>
+          <w:tcPr>
+            <w:tcW w:type="dxa" w:w="680"/>
+            <w:tcBorders>
+              <w:top w:val="none" w:color="FFFFFF" w:sz="0"/>
+              <w:left w:val="none" w:color="FFFFFF" w:sz="0"/>
+              <w:bottom w:val="none" w:color="FFFFFF" w:sz="0"/>
+              <w:right w:val="none" w:color="FFFFFF" w:sz="0"/>
+            </w:tcBorders>
+            <w:shd w:fill="E8F5E9" w:color="auto" w:val="clear"/>
+            <w:tcMar>
+              <w:top w:type="dxa" w:w="40"/>
+              <w:left w:type="dxa" w:w="80"/>
+              <w:bottom w:type="dxa" w:w="40"/>
+              <w:right w:type="dxa" w:w="80"/>
+            </w:tcMar>
+            <w:vAlign w:val="center"/>
+          </w:tcPr>
+          <w:p>
+            <w:pPr>
+              <w:jc w:val="center"/>
+            </w:pPr>
+            <w:r>
+              <w:rPr>
+                <w:rFonts w:ascii="Arial" w:cs="Arial" w:eastAsia="Arial" w:hAnsi="Arial"/>
+                <w:b/>
+                <w:bCs/>
+                <w:color w:val="43A047"/>
+                <w:sz w:val="13"/>
+                <w:szCs w:val="13"/>
+              </w:rPr>
+              <w:t xml:space="preserve">LOAD</w:t>
+            </w:r>
+          </w:p>
+        </w:tc>
+        <w:tc>
+          <w:tcPr>
+            <w:tcW w:type="dxa" w:w="540"/>
+            <w:tcBorders>
+              <w:top w:val="none" w:color="FFFFFF" w:sz="0"/>
+              <w:left w:val="none" w:color="FFFFFF" w:sz="0"/>
+              <w:bottom w:val="none" w:color="FFFFFF" w:sz="0"/>
+              <w:right w:val="none" w:color="FFFFFF" w:sz="0"/>
+            </w:tcBorders>
+            <w:shd w:fill="E8F5E9" w:color="auto" w:val="clear"/>
+            <w:tcMar>
+              <w:top w:type="dxa" w:w="40"/>
+              <w:left w:type="dxa" w:w="80"/>
+              <w:bottom w:type="dxa" w:w="40"/>
+              <w:right w:type="dxa" w:w="80"/>
+            </w:tcMar>
+            <w:vAlign w:val="center"/>
+          </w:tcPr>
+          <w:p>
+            <w:pPr>
+              <w:jc w:val="center"/>
+            </w:pPr>
+            <w:r>
+              <w:rPr>
+                <w:rFonts w:ascii="Arial" w:cs="Arial" w:eastAsia="Arial" w:hAnsi="Arial"/>
+                <w:b/>
+                <w:bCs/>
+                <w:color w:val="43A047"/>
+                <w:sz w:val="13"/>
+                <w:szCs w:val="13"/>
+              </w:rPr>
+              <w:t xml:space="preserve">TEMPO</w:t>
+            </w:r>
+          </w:p>
+        </w:tc>
+        <w:tc>
+          <w:tcPr>
+            <w:tcW w:type="dxa" w:w="440"/>
+            <w:tcBorders>
+              <w:top w:val="none" w:color="FFFFFF" w:sz="0"/>
+              <w:left w:val="none" w:color="FFFFFF" w:sz="0"/>
+              <w:bottom w:val="none" w:color="FFFFFF" w:sz="0"/>
+              <w:right w:val="none" w:color="FFFFFF" w:sz="0"/>
+            </w:tcBorders>
+            <w:shd w:fill="E8F5E9" w:color="auto" w:val="clear"/>
+            <w:tcMar>
+              <w:top w:type="dxa" w:w="40"/>
+              <w:left w:type="dxa" w:w="80"/>
+              <w:bottom w:type="dxa" w:w="40"/>
+              <w:right w:type="dxa" w:w="80"/>
+            </w:tcMar>
+            <w:vAlign w:val="center"/>
+          </w:tcPr>
+          <w:p>
+            <w:pPr>
+              <w:jc w:val="center"/>
+            </w:pPr>
+            <w:r>
+              <w:rPr>
+                <w:rFonts w:ascii="Arial" w:cs="Arial" w:eastAsia="Arial" w:hAnsi="Arial"/>
+                <w:b/>
+                <w:bCs/>
+                <w:color w:val="43A047"/>
+                <w:sz w:val="13"/>
+                <w:szCs w:val="13"/>
+              </w:rPr>
+              <w:t xml:space="preserve">REST</w:t>
+            </w:r>
+          </w:p>
+        </w:tc>
+        <w:tc>
+          <w:tcPr>
+            <w:tcW w:type="dxa" w:w="5580"/>
+            <w:tcBorders>
+              <w:top w:val="none" w:color="FFFFFF" w:sz="0"/>
+              <w:left w:val="none" w:color="FFFFFF" w:sz="0"/>
+              <w:bottom w:val="none" w:color="FFFFFF" w:sz="0"/>
+              <w:right w:val="none" w:color="FFFFFF" w:sz="0"/>
+            </w:tcBorders>
+            <w:shd w:fill="E8F5E9" w:color="auto" w:val="clear"/>
+            <w:tcMar>
+              <w:top w:type="dxa" w:w="40"/>
+              <w:left w:type="dxa" w:w="80"/>
+              <w:bottom w:type="dxa" w:w="40"/>
+              <w:right w:type="dxa" w:w="80"/>
+            </w:tcMar>
+            <w:vAlign w:val="center"/>
+          </w:tcPr>
+          <w:p>
+            <w:pPr>
+              <w:jc w:val="left"/>
+            </w:pPr>
+            <w:r>
+              <w:rPr>
+                <w:rFonts w:ascii="Arial" w:cs="Arial" w:eastAsia="Arial" w:hAnsi="Arial"/>
+                <w:b/>
+                <w:bCs/>
+                <w:color w:val="43A047"/>
+                <w:sz w:val="15"/>
+                <w:szCs w:val="15"/>
+              </w:rPr>
+              <w:t xml:space="preserve">COACHING CUE</w:t>
+            </w:r>
+          </w:p>
+        </w:tc>
+      </w:tr>
+      <w:tr>
+        <w:tc>
+          <w:tcPr>
+            <w:tcW w:type="dxa" w:w="2400"/>
+            <w:tcBorders>
+              <w:top w:val="none" w:color="FFFFFF" w:sz="0"/>
+              <w:left w:val="none" w:color="FFFFFF" w:sz="0"/>
+              <w:bottom w:val="none" w:color="FFFFFF" w:sz="0"/>
+              <w:right w:val="none" w:color="FFFFFF" w:sz="0"/>
+            </w:tcBorders>
+            <w:shd w:fill="F1F8F2" w:color="auto" w:val="clear"/>
             <w:tcMar>
               <w:top w:type="dxa" w:w="40"/>
               <w:left w:type="dxa" w:w="80"/>
@@ -9044,7 +10254,7 @@
               <w:bottom w:val="none" w:color="FFFFFF" w:sz="0"/>
               <w:right w:val="none" w:color="FFFFFF" w:sz="0"/>
             </w:tcBorders>
-            <w:shd w:fill="FFFFFF" w:color="auto" w:val="clear"/>
+            <w:shd w:fill="F1F8F2" w:color="auto" w:val="clear"/>
             <w:tcMar>
               <w:top w:type="dxa" w:w="40"/>
               <w:left w:type="dxa" w:w="80"/>
@@ -9077,7 +10287,7 @@
               <w:bottom w:val="none" w:color="FFFFFF" w:sz="0"/>
               <w:right w:val="none" w:color="FFFFFF" w:sz="0"/>
             </w:tcBorders>
-            <w:shd w:fill="FFFFFF" w:color="auto" w:val="clear"/>
+            <w:shd w:fill="F1F8F2" w:color="auto" w:val="clear"/>
             <w:tcMar>
               <w:top w:type="dxa" w:w="40"/>
               <w:left w:type="dxa" w:w="80"/>
@@ -9110,7 +10320,7 @@
               <w:bottom w:val="none" w:color="FFFFFF" w:sz="0"/>
               <w:right w:val="none" w:color="FFFFFF" w:sz="0"/>
             </w:tcBorders>
-            <w:shd w:fill="FFFFFF" w:color="auto" w:val="clear"/>
+            <w:shd w:fill="F1F8F2" w:color="auto" w:val="clear"/>
             <w:tcMar>
               <w:top w:type="dxa" w:w="40"/>
               <w:left w:type="dxa" w:w="80"/>
@@ -9143,7 +10353,7 @@
               <w:bottom w:val="none" w:color="FFFFFF" w:sz="0"/>
               <w:right w:val="none" w:color="FFFFFF" w:sz="0"/>
             </w:tcBorders>
-            <w:shd w:fill="FFFFFF" w:color="auto" w:val="clear"/>
+            <w:shd w:fill="F1F8F2" w:color="auto" w:val="clear"/>
             <w:tcMar>
               <w:top w:type="dxa" w:w="40"/>
               <w:left w:type="dxa" w:w="80"/>
@@ -9176,7 +10386,7 @@
               <w:bottom w:val="none" w:color="FFFFFF" w:sz="0"/>
               <w:right w:val="none" w:color="FFFFFF" w:sz="0"/>
             </w:tcBorders>
-            <w:shd w:fill="FFFFFF" w:color="auto" w:val="clear"/>
+            <w:shd w:fill="F1F8F2" w:color="auto" w:val="clear"/>
             <w:tcMar>
               <w:top w:type="dxa" w:w="40"/>
               <w:left w:type="dxa" w:w="80"/>
@@ -9209,7 +10419,7 @@
               <w:bottom w:val="none" w:color="FFFFFF" w:sz="0"/>
               <w:right w:val="none" w:color="FFFFFF" w:sz="0"/>
             </w:tcBorders>
-            <w:shd w:fill="FFFFFF" w:color="auto" w:val="clear"/>
+            <w:shd w:fill="F1F8F2" w:color="auto" w:val="clear"/>
             <w:tcMar>
               <w:top w:type="dxa" w:w="40"/>
               <w:left w:type="dxa" w:w="80"/>
@@ -9261,7 +10471,7 @@
           <w:sz w:val="17"/>
           <w:szCs w:val="17"/>
         </w:rPr>
-        <w:t xml:space="preserve">C — PULL STRENGTH &amp; INCLINE PRESS BASELINE</w:t>
+        <w:t xml:space="preserve">D — SECONDARY COMPOUND — PULL STRENGTH &amp; INCLINE PRESS BASELINE</w:t>
       </w:r>
     </w:p>
     <w:p>
@@ -9286,7 +10496,7 @@
           <w:sz w:val="17"/>
           <w:szCs w:val="17"/>
         </w:rPr>
-        <w:t xml:space="preserve">Rowing volume balances the pressing work above and builds scapular stability around the healing shoulder. Incline Dumbbell Press was not part of the initial testing battery — it closes the block as a new horizontal-press baseline, light load and technique-first, respecting the same pain-free-range guardrail as the rest of this session.</w:t>
+        <w:t xml:space="preserve">The day's second compound territory — pulling, rotating off the pressing work above. Rowing volume balances the pressing and builds scapular stability around the healing shoulder. Incline Dumbbell Press was not part of the initial testing battery — it closes the block as a new horizontal-press baseline, light load and technique-first, respecting the same pain-free-range guardrail as the rest of this session. If the row needs a variation: a chest-supported DB row (torso fully supported) or a single-arm Kieser row covers the same pattern; the bent-over row stays the one we track.</w:t>
       </w:r>
     </w:p>
     <w:tbl>
@@ -9826,7 +11036,7 @@
                 <w:sz w:val="18"/>
                 <w:szCs w:val="18"/>
               </w:rPr>
-              <w:t xml:space="preserve">Face Pull (Band or Cable)</w:t>
+              <w:t xml:space="preserve">Face Pull (Band or Kieser)</w:t>
             </w:r>
           </w:p>
         </w:tc>
@@ -10298,7 +11508,562 @@
           <w:sz w:val="17"/>
           <w:szCs w:val="17"/>
         </w:rPr>
-        <w:t xml:space="preserve">D — METABOLIC FINISHER</w:t>
+        <w:t xml:space="preserve">E — FULL-BODY INTEGRATION — FARMERS CARRY (PACKED SHOULDERS)</w:t>
+      </w:r>
+    </w:p>
+    <w:p>
+      <w:pPr>
+        <w:spacing w:after="80"/>
+      </w:pPr>
+      <w:r>
+        <w:rPr>
+          <w:rFonts w:ascii="Arial" w:cs="Arial" w:eastAsia="Arial" w:hAnsi="Arial"/>
+          <w:b/>
+          <w:bCs/>
+          <w:color w:val="C9A227"/>
+          <w:sz w:val="17"/>
+          <w:szCs w:val="17"/>
+        </w:rPr>
+        <w:t xml:space="preserve">Why:  </w:t>
+      </w:r>
+      <w:r>
+        <w:rPr>
+          <w:rFonts w:ascii="Arial" w:cs="Arial" w:eastAsia="Arial" w:hAnsi="Arial"/>
+          <w:color w:val="2C2C2C"/>
+          <w:sz w:val="17"/>
+          <w:szCs w:val="17"/>
+        </w:rPr>
+        <w:t xml:space="preserve">The session's closing compound — a loaded carry that puts today's shoulder work to use in the position it is strongest and safest: shoulders packed down and back, arms locked at the sides, load carried under a tall, braced posture. This directly reinforces the shoulder-care priority in a closed, neutral position — nothing travels overhead. Loads stay below her tested 30 lbs/hand carry baseline. Distance and movement quality govern this work, not an effort target. A goblet carry (one DB at the chest) is the alternate if it suits the day better; no overhead carry variation is used in this program.</w:t>
+      </w:r>
+    </w:p>
+    <w:tbl>
+      <w:tblPr>
+        <w:tblW w:type="dxa" w:w="10440"/>
+        <w:tblBorders>
+          <w:top w:val="none" w:color="FFFFFF" w:sz="0"/>
+          <w:left w:val="none" w:color="FFFFFF" w:sz="0"/>
+          <w:bottom w:val="none" w:color="FFFFFF" w:sz="0"/>
+          <w:right w:val="none" w:color="FFFFFF" w:sz="0"/>
+          <w:insideH w:val="single" w:color="auto" w:sz="4"/>
+          <w:insideV w:val="single" w:color="auto" w:sz="4"/>
+        </w:tblBorders>
+      </w:tblPr>
+      <w:tblGrid>
+        <w:gridCol w:w="2400"/>
+        <w:gridCol w:w="380"/>
+        <w:gridCol w:w="420"/>
+        <w:gridCol w:w="680"/>
+        <w:gridCol w:w="540"/>
+        <w:gridCol w:w="440"/>
+        <w:gridCol w:w="5580"/>
+      </w:tblGrid>
+      <w:tr>
+        <w:tc>
+          <w:tcPr>
+            <w:tcW w:type="dxa" w:w="2400"/>
+            <w:tcBorders>
+              <w:top w:val="none" w:color="FFFFFF" w:sz="0"/>
+              <w:left w:val="none" w:color="FFFFFF" w:sz="0"/>
+              <w:bottom w:val="none" w:color="FFFFFF" w:sz="0"/>
+              <w:right w:val="none" w:color="FFFFFF" w:sz="0"/>
+            </w:tcBorders>
+            <w:shd w:fill="F5E8C0" w:color="auto" w:val="clear"/>
+            <w:tcMar>
+              <w:top w:type="dxa" w:w="40"/>
+              <w:left w:type="dxa" w:w="80"/>
+              <w:bottom w:type="dxa" w:w="40"/>
+              <w:right w:type="dxa" w:w="80"/>
+            </w:tcMar>
+            <w:vAlign w:val="center"/>
+          </w:tcPr>
+          <w:p>
+            <w:pPr>
+              <w:jc w:val="left"/>
+            </w:pPr>
+            <w:r>
+              <w:rPr>
+                <w:rFonts w:ascii="Arial" w:cs="Arial" w:eastAsia="Arial" w:hAnsi="Arial"/>
+                <w:b/>
+                <w:bCs/>
+                <w:color w:val="C9A227"/>
+                <w:sz w:val="15"/>
+                <w:szCs w:val="15"/>
+              </w:rPr>
+              <w:t xml:space="preserve">EXERCISE</w:t>
+            </w:r>
+          </w:p>
+        </w:tc>
+        <w:tc>
+          <w:tcPr>
+            <w:tcW w:type="dxa" w:w="380"/>
+            <w:tcBorders>
+              <w:top w:val="none" w:color="FFFFFF" w:sz="0"/>
+              <w:left w:val="none" w:color="FFFFFF" w:sz="0"/>
+              <w:bottom w:val="none" w:color="FFFFFF" w:sz="0"/>
+              <w:right w:val="none" w:color="FFFFFF" w:sz="0"/>
+            </w:tcBorders>
+            <w:shd w:fill="F5E8C0" w:color="auto" w:val="clear"/>
+            <w:tcMar>
+              <w:top w:type="dxa" w:w="40"/>
+              <w:left w:type="dxa" w:w="80"/>
+              <w:bottom w:type="dxa" w:w="40"/>
+              <w:right w:type="dxa" w:w="80"/>
+            </w:tcMar>
+            <w:vAlign w:val="center"/>
+          </w:tcPr>
+          <w:p>
+            <w:pPr>
+              <w:jc w:val="center"/>
+            </w:pPr>
+            <w:r>
+              <w:rPr>
+                <w:rFonts w:ascii="Arial" w:cs="Arial" w:eastAsia="Arial" w:hAnsi="Arial"/>
+                <w:b/>
+                <w:bCs/>
+                <w:color w:val="C9A227"/>
+                <w:sz w:val="13"/>
+                <w:szCs w:val="13"/>
+              </w:rPr>
+              <w:t xml:space="preserve">SETS</w:t>
+            </w:r>
+          </w:p>
+        </w:tc>
+        <w:tc>
+          <w:tcPr>
+            <w:tcW w:type="dxa" w:w="420"/>
+            <w:tcBorders>
+              <w:top w:val="none" w:color="FFFFFF" w:sz="0"/>
+              <w:left w:val="none" w:color="FFFFFF" w:sz="0"/>
+              <w:bottom w:val="none" w:color="FFFFFF" w:sz="0"/>
+              <w:right w:val="none" w:color="FFFFFF" w:sz="0"/>
+            </w:tcBorders>
+            <w:shd w:fill="F5E8C0" w:color="auto" w:val="clear"/>
+            <w:tcMar>
+              <w:top w:type="dxa" w:w="40"/>
+              <w:left w:type="dxa" w:w="80"/>
+              <w:bottom w:type="dxa" w:w="40"/>
+              <w:right w:type="dxa" w:w="80"/>
+            </w:tcMar>
+            <w:vAlign w:val="center"/>
+          </w:tcPr>
+          <w:p>
+            <w:pPr>
+              <w:jc w:val="center"/>
+            </w:pPr>
+            <w:r>
+              <w:rPr>
+                <w:rFonts w:ascii="Arial" w:cs="Arial" w:eastAsia="Arial" w:hAnsi="Arial"/>
+                <w:b/>
+                <w:bCs/>
+                <w:color w:val="C9A227"/>
+                <w:sz w:val="13"/>
+                <w:szCs w:val="13"/>
+              </w:rPr>
+              <w:t xml:space="preserve">REPS</w:t>
+            </w:r>
+          </w:p>
+        </w:tc>
+        <w:tc>
+          <w:tcPr>
+            <w:tcW w:type="dxa" w:w="680"/>
+            <w:tcBorders>
+              <w:top w:val="none" w:color="FFFFFF" w:sz="0"/>
+              <w:left w:val="none" w:color="FFFFFF" w:sz="0"/>
+              <w:bottom w:val="none" w:color="FFFFFF" w:sz="0"/>
+              <w:right w:val="none" w:color="FFFFFF" w:sz="0"/>
+            </w:tcBorders>
+            <w:shd w:fill="F5E8C0" w:color="auto" w:val="clear"/>
+            <w:tcMar>
+              <w:top w:type="dxa" w:w="40"/>
+              <w:left w:type="dxa" w:w="80"/>
+              <w:bottom w:type="dxa" w:w="40"/>
+              <w:right w:type="dxa" w:w="80"/>
+            </w:tcMar>
+            <w:vAlign w:val="center"/>
+          </w:tcPr>
+          <w:p>
+            <w:pPr>
+              <w:jc w:val="center"/>
+            </w:pPr>
+            <w:r>
+              <w:rPr>
+                <w:rFonts w:ascii="Arial" w:cs="Arial" w:eastAsia="Arial" w:hAnsi="Arial"/>
+                <w:b/>
+                <w:bCs/>
+                <w:color w:val="C9A227"/>
+                <w:sz w:val="13"/>
+                <w:szCs w:val="13"/>
+              </w:rPr>
+              <w:t xml:space="preserve">LOAD</w:t>
+            </w:r>
+          </w:p>
+        </w:tc>
+        <w:tc>
+          <w:tcPr>
+            <w:tcW w:type="dxa" w:w="540"/>
+            <w:tcBorders>
+              <w:top w:val="none" w:color="FFFFFF" w:sz="0"/>
+              <w:left w:val="none" w:color="FFFFFF" w:sz="0"/>
+              <w:bottom w:val="none" w:color="FFFFFF" w:sz="0"/>
+              <w:right w:val="none" w:color="FFFFFF" w:sz="0"/>
+            </w:tcBorders>
+            <w:shd w:fill="F5E8C0" w:color="auto" w:val="clear"/>
+            <w:tcMar>
+              <w:top w:type="dxa" w:w="40"/>
+              <w:left w:type="dxa" w:w="80"/>
+              <w:bottom w:type="dxa" w:w="40"/>
+              <w:right w:type="dxa" w:w="80"/>
+            </w:tcMar>
+            <w:vAlign w:val="center"/>
+          </w:tcPr>
+          <w:p>
+            <w:pPr>
+              <w:jc w:val="center"/>
+            </w:pPr>
+            <w:r>
+              <w:rPr>
+                <w:rFonts w:ascii="Arial" w:cs="Arial" w:eastAsia="Arial" w:hAnsi="Arial"/>
+                <w:b/>
+                <w:bCs/>
+                <w:color w:val="C9A227"/>
+                <w:sz w:val="13"/>
+                <w:szCs w:val="13"/>
+              </w:rPr>
+              <w:t xml:space="preserve">TEMPO</w:t>
+            </w:r>
+          </w:p>
+        </w:tc>
+        <w:tc>
+          <w:tcPr>
+            <w:tcW w:type="dxa" w:w="440"/>
+            <w:tcBorders>
+              <w:top w:val="none" w:color="FFFFFF" w:sz="0"/>
+              <w:left w:val="none" w:color="FFFFFF" w:sz="0"/>
+              <w:bottom w:val="none" w:color="FFFFFF" w:sz="0"/>
+              <w:right w:val="none" w:color="FFFFFF" w:sz="0"/>
+            </w:tcBorders>
+            <w:shd w:fill="F5E8C0" w:color="auto" w:val="clear"/>
+            <w:tcMar>
+              <w:top w:type="dxa" w:w="40"/>
+              <w:left w:type="dxa" w:w="80"/>
+              <w:bottom w:type="dxa" w:w="40"/>
+              <w:right w:type="dxa" w:w="80"/>
+            </w:tcMar>
+            <w:vAlign w:val="center"/>
+          </w:tcPr>
+          <w:p>
+            <w:pPr>
+              <w:jc w:val="center"/>
+            </w:pPr>
+            <w:r>
+              <w:rPr>
+                <w:rFonts w:ascii="Arial" w:cs="Arial" w:eastAsia="Arial" w:hAnsi="Arial"/>
+                <w:b/>
+                <w:bCs/>
+                <w:color w:val="C9A227"/>
+                <w:sz w:val="13"/>
+                <w:szCs w:val="13"/>
+              </w:rPr>
+              <w:t xml:space="preserve">REST</w:t>
+            </w:r>
+          </w:p>
+        </w:tc>
+        <w:tc>
+          <w:tcPr>
+            <w:tcW w:type="dxa" w:w="5580"/>
+            <w:tcBorders>
+              <w:top w:val="none" w:color="FFFFFF" w:sz="0"/>
+              <w:left w:val="none" w:color="FFFFFF" w:sz="0"/>
+              <w:bottom w:val="none" w:color="FFFFFF" w:sz="0"/>
+              <w:right w:val="none" w:color="FFFFFF" w:sz="0"/>
+            </w:tcBorders>
+            <w:shd w:fill="F5E8C0" w:color="auto" w:val="clear"/>
+            <w:tcMar>
+              <w:top w:type="dxa" w:w="40"/>
+              <w:left w:type="dxa" w:w="80"/>
+              <w:bottom w:type="dxa" w:w="40"/>
+              <w:right w:type="dxa" w:w="80"/>
+            </w:tcMar>
+            <w:vAlign w:val="center"/>
+          </w:tcPr>
+          <w:p>
+            <w:pPr>
+              <w:jc w:val="left"/>
+            </w:pPr>
+            <w:r>
+              <w:rPr>
+                <w:rFonts w:ascii="Arial" w:cs="Arial" w:eastAsia="Arial" w:hAnsi="Arial"/>
+                <w:b/>
+                <w:bCs/>
+                <w:color w:val="C9A227"/>
+                <w:sz w:val="15"/>
+                <w:szCs w:val="15"/>
+              </w:rPr>
+              <w:t xml:space="preserve">COACHING CUE</w:t>
+            </w:r>
+          </w:p>
+        </w:tc>
+      </w:tr>
+      <w:tr>
+        <w:tc>
+          <w:tcPr>
+            <w:tcW w:type="dxa" w:w="2400"/>
+            <w:tcBorders>
+              <w:top w:val="none" w:color="FFFFFF" w:sz="0"/>
+              <w:left w:val="none" w:color="FFFFFF" w:sz="0"/>
+              <w:bottom w:val="none" w:color="FFFFFF" w:sz="0"/>
+              <w:right w:val="none" w:color="FFFFFF" w:sz="0"/>
+            </w:tcBorders>
+            <w:shd w:fill="FAF3E0" w:color="auto" w:val="clear"/>
+            <w:tcMar>
+              <w:top w:type="dxa" w:w="40"/>
+              <w:left w:type="dxa" w:w="80"/>
+              <w:bottom w:type="dxa" w:w="40"/>
+              <w:right w:type="dxa" w:w="80"/>
+            </w:tcMar>
+            <w:vAlign w:val="center"/>
+          </w:tcPr>
+          <w:p>
+            <w:r>
+              <w:rPr>
+                <w:rFonts w:ascii="Arial" w:cs="Arial" w:eastAsia="Arial" w:hAnsi="Arial"/>
+                <w:b/>
+                <w:bCs/>
+                <w:color w:val="2C2C2C"/>
+                <w:sz w:val="18"/>
+                <w:szCs w:val="18"/>
+              </w:rPr>
+              <w:t xml:space="preserve">Farmers Carry (DB, Both Hands)</w:t>
+            </w:r>
+          </w:p>
+        </w:tc>
+        <w:tc>
+          <w:tcPr>
+            <w:tcW w:type="dxa" w:w="380"/>
+            <w:tcBorders>
+              <w:top w:val="none" w:color="FFFFFF" w:sz="0"/>
+              <w:left w:val="none" w:color="FFFFFF" w:sz="0"/>
+              <w:bottom w:val="none" w:color="FFFFFF" w:sz="0"/>
+              <w:right w:val="none" w:color="FFFFFF" w:sz="0"/>
+            </w:tcBorders>
+            <w:shd w:fill="FAF3E0" w:color="auto" w:val="clear"/>
+            <w:tcMar>
+              <w:top w:type="dxa" w:w="40"/>
+              <w:left w:type="dxa" w:w="80"/>
+              <w:bottom w:type="dxa" w:w="40"/>
+              <w:right w:type="dxa" w:w="80"/>
+            </w:tcMar>
+            <w:vAlign w:val="center"/>
+          </w:tcPr>
+          <w:p>
+            <w:pPr>
+              <w:jc w:val="center"/>
+            </w:pPr>
+            <w:r>
+              <w:rPr>
+                <w:rFonts w:ascii="Arial" w:cs="Arial" w:eastAsia="Arial" w:hAnsi="Arial"/>
+                <w:color w:val="6B6B6B"/>
+                <w:sz w:val="15"/>
+                <w:szCs w:val="15"/>
+              </w:rPr>
+              <w:t xml:space="preserve">2</w:t>
+            </w:r>
+          </w:p>
+        </w:tc>
+        <w:tc>
+          <w:tcPr>
+            <w:tcW w:type="dxa" w:w="420"/>
+            <w:tcBorders>
+              <w:top w:val="none" w:color="FFFFFF" w:sz="0"/>
+              <w:left w:val="none" w:color="FFFFFF" w:sz="0"/>
+              <w:bottom w:val="none" w:color="FFFFFF" w:sz="0"/>
+              <w:right w:val="none" w:color="FFFFFF" w:sz="0"/>
+            </w:tcBorders>
+            <w:shd w:fill="FAF3E0" w:color="auto" w:val="clear"/>
+            <w:tcMar>
+              <w:top w:type="dxa" w:w="40"/>
+              <w:left w:type="dxa" w:w="80"/>
+              <w:bottom w:type="dxa" w:w="40"/>
+              <w:right w:type="dxa" w:w="80"/>
+            </w:tcMar>
+            <w:vAlign w:val="center"/>
+          </w:tcPr>
+          <w:p>
+            <w:pPr>
+              <w:jc w:val="center"/>
+            </w:pPr>
+            <w:r>
+              <w:rPr>
+                <w:rFonts w:ascii="Arial" w:cs="Arial" w:eastAsia="Arial" w:hAnsi="Arial"/>
+                <w:color w:val="6B6B6B"/>
+                <w:sz w:val="15"/>
+                <w:szCs w:val="15"/>
+              </w:rPr>
+              <w:t xml:space="preserve">20–30 yd</w:t>
+            </w:r>
+          </w:p>
+        </w:tc>
+        <w:tc>
+          <w:tcPr>
+            <w:tcW w:type="dxa" w:w="680"/>
+            <w:tcBorders>
+              <w:top w:val="none" w:color="FFFFFF" w:sz="0"/>
+              <w:left w:val="none" w:color="FFFFFF" w:sz="0"/>
+              <w:bottom w:val="none" w:color="FFFFFF" w:sz="0"/>
+              <w:right w:val="none" w:color="FFFFFF" w:sz="0"/>
+            </w:tcBorders>
+            <w:shd w:fill="FAF3E0" w:color="auto" w:val="clear"/>
+            <w:tcMar>
+              <w:top w:type="dxa" w:w="40"/>
+              <w:left w:type="dxa" w:w="80"/>
+              <w:bottom w:type="dxa" w:w="40"/>
+              <w:right w:type="dxa" w:w="80"/>
+            </w:tcMar>
+            <w:vAlign w:val="center"/>
+          </w:tcPr>
+          <w:p>
+            <w:pPr>
+              <w:jc w:val="center"/>
+            </w:pPr>
+            <w:r>
+              <w:rPr>
+                <w:rFonts w:ascii="Arial" w:cs="Arial" w:eastAsia="Arial" w:hAnsi="Arial"/>
+                <w:color w:val="6B6B6B"/>
+                <w:sz w:val="15"/>
+                <w:szCs w:val="15"/>
+              </w:rPr>
+              <w:t xml:space="preserve">20–25 lbs/hand</w:t>
+            </w:r>
+          </w:p>
+        </w:tc>
+        <w:tc>
+          <w:tcPr>
+            <w:tcW w:type="dxa" w:w="540"/>
+            <w:tcBorders>
+              <w:top w:val="none" w:color="FFFFFF" w:sz="0"/>
+              <w:left w:val="none" w:color="FFFFFF" w:sz="0"/>
+              <w:bottom w:val="none" w:color="FFFFFF" w:sz="0"/>
+              <w:right w:val="none" w:color="FFFFFF" w:sz="0"/>
+            </w:tcBorders>
+            <w:shd w:fill="FAF3E0" w:color="auto" w:val="clear"/>
+            <w:tcMar>
+              <w:top w:type="dxa" w:w="40"/>
+              <w:left w:type="dxa" w:w="80"/>
+              <w:bottom w:type="dxa" w:w="40"/>
+              <w:right w:type="dxa" w:w="80"/>
+            </w:tcMar>
+            <w:vAlign w:val="center"/>
+          </w:tcPr>
+          <w:p>
+            <w:pPr>
+              <w:jc w:val="center"/>
+            </w:pPr>
+            <w:r>
+              <w:rPr>
+                <w:rFonts w:ascii="Arial" w:cs="Arial" w:eastAsia="Arial" w:hAnsi="Arial"/>
+                <w:color w:val="6B6B6B"/>
+                <w:sz w:val="15"/>
+                <w:szCs w:val="15"/>
+              </w:rPr>
+              <w:t xml:space="preserve">controlled</w:t>
+            </w:r>
+          </w:p>
+        </w:tc>
+        <w:tc>
+          <w:tcPr>
+            <w:tcW w:type="dxa" w:w="440"/>
+            <w:tcBorders>
+              <w:top w:val="none" w:color="FFFFFF" w:sz="0"/>
+              <w:left w:val="none" w:color="FFFFFF" w:sz="0"/>
+              <w:bottom w:val="none" w:color="FFFFFF" w:sz="0"/>
+              <w:right w:val="none" w:color="FFFFFF" w:sz="0"/>
+            </w:tcBorders>
+            <w:shd w:fill="FAF3E0" w:color="auto" w:val="clear"/>
+            <w:tcMar>
+              <w:top w:type="dxa" w:w="40"/>
+              <w:left w:type="dxa" w:w="80"/>
+              <w:bottom w:type="dxa" w:w="40"/>
+              <w:right w:type="dxa" w:w="80"/>
+            </w:tcMar>
+            <w:vAlign w:val="center"/>
+          </w:tcPr>
+          <w:p>
+            <w:pPr>
+              <w:jc w:val="center"/>
+            </w:pPr>
+            <w:r>
+              <w:rPr>
+                <w:rFonts w:ascii="Arial" w:cs="Arial" w:eastAsia="Arial" w:hAnsi="Arial"/>
+                <w:color w:val="6B6B6B"/>
+                <w:sz w:val="15"/>
+                <w:szCs w:val="15"/>
+              </w:rPr>
+              <w:t xml:space="preserve">60s</w:t>
+            </w:r>
+          </w:p>
+        </w:tc>
+        <w:tc>
+          <w:tcPr>
+            <w:tcW w:type="dxa" w:w="5580"/>
+            <w:tcBorders>
+              <w:top w:val="none" w:color="FFFFFF" w:sz="0"/>
+              <w:left w:val="none" w:color="FFFFFF" w:sz="0"/>
+              <w:bottom w:val="none" w:color="FFFFFF" w:sz="0"/>
+              <w:right w:val="none" w:color="FFFFFF" w:sz="0"/>
+            </w:tcBorders>
+            <w:shd w:fill="FAF3E0" w:color="auto" w:val="clear"/>
+            <w:tcMar>
+              <w:top w:type="dxa" w:w="40"/>
+              <w:left w:type="dxa" w:w="80"/>
+              <w:bottom w:type="dxa" w:w="40"/>
+              <w:right w:type="dxa" w:w="80"/>
+            </w:tcMar>
+            <w:vAlign w:val="center"/>
+          </w:tcPr>
+          <w:p>
+            <w:r>
+              <w:rPr>
+                <w:rFonts w:ascii="Arial" w:cs="Arial" w:eastAsia="Arial" w:hAnsi="Arial"/>
+                <w:color w:val="6B6B6B"/>
+                <w:sz w:val="17"/>
+                <w:szCs w:val="17"/>
+              </w:rPr>
+              <w:t xml:space="preserve">Shoulders packed down and back, tall posture, quick tight steps.</w:t>
+            </w:r>
+            <w:r>
+              <w:rPr>
+                <w:rFonts w:ascii="Arial" w:cs="Arial" w:eastAsia="Arial" w:hAnsi="Arial"/>
+                <w:i/>
+                <w:iCs/>
+                <w:color w:val="00695C"/>
+                <w:sz w:val="14"/>
+                <w:szCs w:val="14"/>
+              </w:rPr>
+              <w:t xml:space="preserve">  Distance &amp; quality governed — no RIR target</w:t>
+            </w:r>
+          </w:p>
+        </w:tc>
+      </w:tr>
+    </w:tbl>
+    <w:p>
+      <w:pPr>
+        <w:spacing w:after="100"/>
+      </w:pPr>
+    </w:p>
+    <w:p>
+      <w:pPr>
+        <w:spacing w:after="60" w:before="120"/>
+      </w:pPr>
+      <w:r>
+        <w:rPr>
+          <w:rFonts w:ascii="Arial" w:cs="Arial" w:eastAsia="Arial" w:hAnsi="Arial"/>
+          <w:b/>
+          <w:bCs/>
+          <w:color w:val="C9A227"/>
+          <w:sz w:val="17"/>
+          <w:szCs w:val="17"/>
+        </w:rPr>
+        <w:t xml:space="preserve">F — METABOLIC FINISHER</w:t>
       </w:r>
     </w:p>
     <w:p>
@@ -12165,7 +13930,7 @@
           <w:sz w:val="17"/>
           <w:szCs w:val="17"/>
         </w:rPr>
-        <w:t xml:space="preserve">B — PRIMARY STRENGTH — HIP THRUST &amp; SINGLE-LEG RDL</w:t>
+        <w:t xml:space="preserve">B — PRIMARY COMPOUND — DB HIP THRUST</w:t>
       </w:r>
     </w:p>
     <w:p>
@@ -12190,7 +13955,7 @@
           <w:sz w:val="17"/>
           <w:szCs w:val="17"/>
         </w:rPr>
-        <w:t xml:space="preserve">Hip Thrust tested at 55 lbs x8 (Epley 1RM ≈70 lbs); Week 1 trains at 55 lbs, climbing to 60 lbs by Week 4. Single-Leg RDL tested at 20 lbs/hand x5 (Epley 1RM ≈23 lbs); Week 1 trains at 17.5 lbs/hand, climbing to 20 lbs/hand — left leg leads every set.</w:t>
+        <w:t xml:space="preserve">The day's main lift, built on her strongest tested number. Hip Thrust tested at 55 lbs x8 (Epley 1RM ≈70 lbs); Week 1 trains at 55 lbs, climbing to 60 lbs by Week 4. If the day calls for a variation, rotate between: a floor glute bridge (the simplest regression), a B-stance hip thrust (left leg takes the working share), or a single-leg glute bridge (left leg leads). The bench-supported DB hip thrust stays the lift we track and retest.</w:t>
       </w:r>
     </w:p>
     <w:tbl>
@@ -12701,6 +14466,74 @@
           </w:p>
         </w:tc>
       </w:tr>
+    </w:tbl>
+    <w:p>
+      <w:pPr>
+        <w:spacing w:after="100"/>
+      </w:pPr>
+    </w:p>
+    <w:p>
+      <w:pPr>
+        <w:spacing w:after="60" w:before="120"/>
+      </w:pPr>
+      <w:r>
+        <w:rPr>
+          <w:rFonts w:ascii="Arial" w:cs="Arial" w:eastAsia="Arial" w:hAnsi="Arial"/>
+          <w:b/>
+          <w:bCs/>
+          <w:color w:val="C9A227"/>
+          <w:sz w:val="17"/>
+          <w:szCs w:val="17"/>
+        </w:rPr>
+        <w:t xml:space="preserve">C — ACCESSORY — SINGLE-LEG RDL (LEFT-LED)</w:t>
+      </w:r>
+    </w:p>
+    <w:p>
+      <w:pPr>
+        <w:spacing w:after="80"/>
+      </w:pPr>
+      <w:r>
+        <w:rPr>
+          <w:rFonts w:ascii="Arial" w:cs="Arial" w:eastAsia="Arial" w:hAnsi="Arial"/>
+          <w:b/>
+          <w:bCs/>
+          <w:color w:val="C9A227"/>
+          <w:sz w:val="17"/>
+          <w:szCs w:val="17"/>
+        </w:rPr>
+        <w:t xml:space="preserve">Load Target:  </w:t>
+      </w:r>
+      <w:r>
+        <w:rPr>
+          <w:rFonts w:ascii="Arial" w:cs="Arial" w:eastAsia="Arial" w:hAnsi="Arial"/>
+          <w:color w:val="2C2C2C"/>
+          <w:sz w:val="17"/>
+          <w:szCs w:val="17"/>
+        </w:rPr>
+        <w:t xml:space="preserve">The unilateral accessory directly behind the hip thrust — same posterior chain, worked one leg at a time with the left leading. Tested at 20 lbs/hand x5 (Epley 1RM ≈23 lbs); Week 1 trains at 17.5 lbs/hand, climbing to 20 lbs/hand — left leg leads every set.</w:t>
+      </w:r>
+    </w:p>
+    <w:tbl>
+      <w:tblPr>
+        <w:tblW w:type="dxa" w:w="10440"/>
+        <w:tblBorders>
+          <w:top w:val="none" w:color="FFFFFF" w:sz="0"/>
+          <w:left w:val="none" w:color="FFFFFF" w:sz="0"/>
+          <w:bottom w:val="none" w:color="FFFFFF" w:sz="0"/>
+          <w:right w:val="none" w:color="FFFFFF" w:sz="0"/>
+          <w:insideH w:val="single" w:color="auto" w:sz="4"/>
+          <w:insideV w:val="single" w:color="auto" w:sz="4"/>
+        </w:tblBorders>
+      </w:tblPr>
+      <w:tblGrid>
+        <w:gridCol w:w="2400"/>
+        <w:gridCol w:w="380"/>
+        <w:gridCol w:w="420"/>
+        <w:gridCol w:w="680"/>
+        <w:gridCol w:w="540"/>
+        <w:gridCol w:w="440"/>
+        <w:gridCol w:w="5580"/>
+      </w:tblGrid>
       <w:tr>
         <w:tc>
           <w:tcPr>
@@ -12711,7 +14544,254 @@
               <w:bottom w:val="none" w:color="FFFFFF" w:sz="0"/>
               <w:right w:val="none" w:color="FFFFFF" w:sz="0"/>
             </w:tcBorders>
-            <w:shd w:fill="FFFFFF" w:color="auto" w:val="clear"/>
+            <w:shd w:fill="F5E8C0" w:color="auto" w:val="clear"/>
+            <w:tcMar>
+              <w:top w:type="dxa" w:w="40"/>
+              <w:left w:type="dxa" w:w="80"/>
+              <w:bottom w:type="dxa" w:w="40"/>
+              <w:right w:type="dxa" w:w="80"/>
+            </w:tcMar>
+            <w:vAlign w:val="center"/>
+          </w:tcPr>
+          <w:p>
+            <w:pPr>
+              <w:jc w:val="left"/>
+            </w:pPr>
+            <w:r>
+              <w:rPr>
+                <w:rFonts w:ascii="Arial" w:cs="Arial" w:eastAsia="Arial" w:hAnsi="Arial"/>
+                <w:b/>
+                <w:bCs/>
+                <w:color w:val="C9A227"/>
+                <w:sz w:val="15"/>
+                <w:szCs w:val="15"/>
+              </w:rPr>
+              <w:t xml:space="preserve">EXERCISE</w:t>
+            </w:r>
+          </w:p>
+        </w:tc>
+        <w:tc>
+          <w:tcPr>
+            <w:tcW w:type="dxa" w:w="380"/>
+            <w:tcBorders>
+              <w:top w:val="none" w:color="FFFFFF" w:sz="0"/>
+              <w:left w:val="none" w:color="FFFFFF" w:sz="0"/>
+              <w:bottom w:val="none" w:color="FFFFFF" w:sz="0"/>
+              <w:right w:val="none" w:color="FFFFFF" w:sz="0"/>
+            </w:tcBorders>
+            <w:shd w:fill="F5E8C0" w:color="auto" w:val="clear"/>
+            <w:tcMar>
+              <w:top w:type="dxa" w:w="40"/>
+              <w:left w:type="dxa" w:w="80"/>
+              <w:bottom w:type="dxa" w:w="40"/>
+              <w:right w:type="dxa" w:w="80"/>
+            </w:tcMar>
+            <w:vAlign w:val="center"/>
+          </w:tcPr>
+          <w:p>
+            <w:pPr>
+              <w:jc w:val="center"/>
+            </w:pPr>
+            <w:r>
+              <w:rPr>
+                <w:rFonts w:ascii="Arial" w:cs="Arial" w:eastAsia="Arial" w:hAnsi="Arial"/>
+                <w:b/>
+                <w:bCs/>
+                <w:color w:val="C9A227"/>
+                <w:sz w:val="13"/>
+                <w:szCs w:val="13"/>
+              </w:rPr>
+              <w:t xml:space="preserve">SETS</w:t>
+            </w:r>
+          </w:p>
+        </w:tc>
+        <w:tc>
+          <w:tcPr>
+            <w:tcW w:type="dxa" w:w="420"/>
+            <w:tcBorders>
+              <w:top w:val="none" w:color="FFFFFF" w:sz="0"/>
+              <w:left w:val="none" w:color="FFFFFF" w:sz="0"/>
+              <w:bottom w:val="none" w:color="FFFFFF" w:sz="0"/>
+              <w:right w:val="none" w:color="FFFFFF" w:sz="0"/>
+            </w:tcBorders>
+            <w:shd w:fill="F5E8C0" w:color="auto" w:val="clear"/>
+            <w:tcMar>
+              <w:top w:type="dxa" w:w="40"/>
+              <w:left w:type="dxa" w:w="80"/>
+              <w:bottom w:type="dxa" w:w="40"/>
+              <w:right w:type="dxa" w:w="80"/>
+            </w:tcMar>
+            <w:vAlign w:val="center"/>
+          </w:tcPr>
+          <w:p>
+            <w:pPr>
+              <w:jc w:val="center"/>
+            </w:pPr>
+            <w:r>
+              <w:rPr>
+                <w:rFonts w:ascii="Arial" w:cs="Arial" w:eastAsia="Arial" w:hAnsi="Arial"/>
+                <w:b/>
+                <w:bCs/>
+                <w:color w:val="C9A227"/>
+                <w:sz w:val="13"/>
+                <w:szCs w:val="13"/>
+              </w:rPr>
+              <w:t xml:space="preserve">REPS</w:t>
+            </w:r>
+          </w:p>
+        </w:tc>
+        <w:tc>
+          <w:tcPr>
+            <w:tcW w:type="dxa" w:w="680"/>
+            <w:tcBorders>
+              <w:top w:val="none" w:color="FFFFFF" w:sz="0"/>
+              <w:left w:val="none" w:color="FFFFFF" w:sz="0"/>
+              <w:bottom w:val="none" w:color="FFFFFF" w:sz="0"/>
+              <w:right w:val="none" w:color="FFFFFF" w:sz="0"/>
+            </w:tcBorders>
+            <w:shd w:fill="F5E8C0" w:color="auto" w:val="clear"/>
+            <w:tcMar>
+              <w:top w:type="dxa" w:w="40"/>
+              <w:left w:type="dxa" w:w="80"/>
+              <w:bottom w:type="dxa" w:w="40"/>
+              <w:right w:type="dxa" w:w="80"/>
+            </w:tcMar>
+            <w:vAlign w:val="center"/>
+          </w:tcPr>
+          <w:p>
+            <w:pPr>
+              <w:jc w:val="center"/>
+            </w:pPr>
+            <w:r>
+              <w:rPr>
+                <w:rFonts w:ascii="Arial" w:cs="Arial" w:eastAsia="Arial" w:hAnsi="Arial"/>
+                <w:b/>
+                <w:bCs/>
+                <w:color w:val="C9A227"/>
+                <w:sz w:val="13"/>
+                <w:szCs w:val="13"/>
+              </w:rPr>
+              <w:t xml:space="preserve">LOAD</w:t>
+            </w:r>
+          </w:p>
+        </w:tc>
+        <w:tc>
+          <w:tcPr>
+            <w:tcW w:type="dxa" w:w="540"/>
+            <w:tcBorders>
+              <w:top w:val="none" w:color="FFFFFF" w:sz="0"/>
+              <w:left w:val="none" w:color="FFFFFF" w:sz="0"/>
+              <w:bottom w:val="none" w:color="FFFFFF" w:sz="0"/>
+              <w:right w:val="none" w:color="FFFFFF" w:sz="0"/>
+            </w:tcBorders>
+            <w:shd w:fill="F5E8C0" w:color="auto" w:val="clear"/>
+            <w:tcMar>
+              <w:top w:type="dxa" w:w="40"/>
+              <w:left w:type="dxa" w:w="80"/>
+              <w:bottom w:type="dxa" w:w="40"/>
+              <w:right w:type="dxa" w:w="80"/>
+            </w:tcMar>
+            <w:vAlign w:val="center"/>
+          </w:tcPr>
+          <w:p>
+            <w:pPr>
+              <w:jc w:val="center"/>
+            </w:pPr>
+            <w:r>
+              <w:rPr>
+                <w:rFonts w:ascii="Arial" w:cs="Arial" w:eastAsia="Arial" w:hAnsi="Arial"/>
+                <w:b/>
+                <w:bCs/>
+                <w:color w:val="C9A227"/>
+                <w:sz w:val="13"/>
+                <w:szCs w:val="13"/>
+              </w:rPr>
+              <w:t xml:space="preserve">TEMPO</w:t>
+            </w:r>
+          </w:p>
+        </w:tc>
+        <w:tc>
+          <w:tcPr>
+            <w:tcW w:type="dxa" w:w="440"/>
+            <w:tcBorders>
+              <w:top w:val="none" w:color="FFFFFF" w:sz="0"/>
+              <w:left w:val="none" w:color="FFFFFF" w:sz="0"/>
+              <w:bottom w:val="none" w:color="FFFFFF" w:sz="0"/>
+              <w:right w:val="none" w:color="FFFFFF" w:sz="0"/>
+            </w:tcBorders>
+            <w:shd w:fill="F5E8C0" w:color="auto" w:val="clear"/>
+            <w:tcMar>
+              <w:top w:type="dxa" w:w="40"/>
+              <w:left w:type="dxa" w:w="80"/>
+              <w:bottom w:type="dxa" w:w="40"/>
+              <w:right w:type="dxa" w:w="80"/>
+            </w:tcMar>
+            <w:vAlign w:val="center"/>
+          </w:tcPr>
+          <w:p>
+            <w:pPr>
+              <w:jc w:val="center"/>
+            </w:pPr>
+            <w:r>
+              <w:rPr>
+                <w:rFonts w:ascii="Arial" w:cs="Arial" w:eastAsia="Arial" w:hAnsi="Arial"/>
+                <w:b/>
+                <w:bCs/>
+                <w:color w:val="C9A227"/>
+                <w:sz w:val="13"/>
+                <w:szCs w:val="13"/>
+              </w:rPr>
+              <w:t xml:space="preserve">REST</w:t>
+            </w:r>
+          </w:p>
+        </w:tc>
+        <w:tc>
+          <w:tcPr>
+            <w:tcW w:type="dxa" w:w="5580"/>
+            <w:tcBorders>
+              <w:top w:val="none" w:color="FFFFFF" w:sz="0"/>
+              <w:left w:val="none" w:color="FFFFFF" w:sz="0"/>
+              <w:bottom w:val="none" w:color="FFFFFF" w:sz="0"/>
+              <w:right w:val="none" w:color="FFFFFF" w:sz="0"/>
+            </w:tcBorders>
+            <w:shd w:fill="F5E8C0" w:color="auto" w:val="clear"/>
+            <w:tcMar>
+              <w:top w:type="dxa" w:w="40"/>
+              <w:left w:type="dxa" w:w="80"/>
+              <w:bottom w:type="dxa" w:w="40"/>
+              <w:right w:type="dxa" w:w="80"/>
+            </w:tcMar>
+            <w:vAlign w:val="center"/>
+          </w:tcPr>
+          <w:p>
+            <w:pPr>
+              <w:jc w:val="left"/>
+            </w:pPr>
+            <w:r>
+              <w:rPr>
+                <w:rFonts w:ascii="Arial" w:cs="Arial" w:eastAsia="Arial" w:hAnsi="Arial"/>
+                <w:b/>
+                <w:bCs/>
+                <w:color w:val="C9A227"/>
+                <w:sz w:val="15"/>
+                <w:szCs w:val="15"/>
+              </w:rPr>
+              <w:t xml:space="preserve">COACHING CUE</w:t>
+            </w:r>
+          </w:p>
+        </w:tc>
+      </w:tr>
+      <w:tr>
+        <w:tc>
+          <w:tcPr>
+            <w:tcW w:type="dxa" w:w="2400"/>
+            <w:tcBorders>
+              <w:top w:val="none" w:color="FFFFFF" w:sz="0"/>
+              <w:left w:val="none" w:color="FFFFFF" w:sz="0"/>
+              <w:bottom w:val="none" w:color="FFFFFF" w:sz="0"/>
+              <w:right w:val="none" w:color="FFFFFF" w:sz="0"/>
+            </w:tcBorders>
+            <w:shd w:fill="FAF3E0" w:color="auto" w:val="clear"/>
             <w:tcMar>
               <w:top w:type="dxa" w:w="40"/>
               <w:left w:type="dxa" w:w="80"/>
@@ -12756,7 +14836,7 @@
               <w:bottom w:val="none" w:color="FFFFFF" w:sz="0"/>
               <w:right w:val="none" w:color="FFFFFF" w:sz="0"/>
             </w:tcBorders>
-            <w:shd w:fill="FFFFFF" w:color="auto" w:val="clear"/>
+            <w:shd w:fill="FAF3E0" w:color="auto" w:val="clear"/>
             <w:tcMar>
               <w:top w:type="dxa" w:w="40"/>
               <w:left w:type="dxa" w:w="80"/>
@@ -12789,7 +14869,7 @@
               <w:bottom w:val="none" w:color="FFFFFF" w:sz="0"/>
               <w:right w:val="none" w:color="FFFFFF" w:sz="0"/>
             </w:tcBorders>
-            <w:shd w:fill="FFFFFF" w:color="auto" w:val="clear"/>
+            <w:shd w:fill="FAF3E0" w:color="auto" w:val="clear"/>
             <w:tcMar>
               <w:top w:type="dxa" w:w="40"/>
               <w:left w:type="dxa" w:w="80"/>
@@ -12822,7 +14902,7 @@
               <w:bottom w:val="none" w:color="FFFFFF" w:sz="0"/>
               <w:right w:val="none" w:color="FFFFFF" w:sz="0"/>
             </w:tcBorders>
-            <w:shd w:fill="FFFFFF" w:color="auto" w:val="clear"/>
+            <w:shd w:fill="FAF3E0" w:color="auto" w:val="clear"/>
             <w:tcMar>
               <w:top w:type="dxa" w:w="40"/>
               <w:left w:type="dxa" w:w="80"/>
@@ -12855,7 +14935,7 @@
               <w:bottom w:val="none" w:color="FFFFFF" w:sz="0"/>
               <w:right w:val="none" w:color="FFFFFF" w:sz="0"/>
             </w:tcBorders>
-            <w:shd w:fill="FFFFFF" w:color="auto" w:val="clear"/>
+            <w:shd w:fill="FAF3E0" w:color="auto" w:val="clear"/>
             <w:tcMar>
               <w:top w:type="dxa" w:w="40"/>
               <w:left w:type="dxa" w:w="80"/>
@@ -12888,7 +14968,7 @@
               <w:bottom w:val="none" w:color="FFFFFF" w:sz="0"/>
               <w:right w:val="none" w:color="FFFFFF" w:sz="0"/>
             </w:tcBorders>
-            <w:shd w:fill="FFFFFF" w:color="auto" w:val="clear"/>
+            <w:shd w:fill="FAF3E0" w:color="auto" w:val="clear"/>
             <w:tcMar>
               <w:top w:type="dxa" w:w="40"/>
               <w:left w:type="dxa" w:w="80"/>
@@ -12921,7 +15001,7 @@
               <w:bottom w:val="none" w:color="FFFFFF" w:sz="0"/>
               <w:right w:val="none" w:color="FFFFFF" w:sz="0"/>
             </w:tcBorders>
-            <w:shd w:fill="FFFFFF" w:color="auto" w:val="clear"/>
+            <w:shd w:fill="FAF3E0" w:color="auto" w:val="clear"/>
             <w:tcMar>
               <w:top w:type="dxa" w:w="40"/>
               <w:left w:type="dxa" w:w="80"/>
@@ -12973,7 +15053,7 @@
           <w:sz w:val="17"/>
           <w:szCs w:val="17"/>
         </w:rPr>
-        <w:t xml:space="preserve">C — LUNGE &amp; TIBIA/INNER-THIGH ACCESSORY</w:t>
+        <w:t xml:space="preserve">D — SECONDARY COMPOUND — LUNGE (LEFT-LED) &amp; TIBIA/INNER-THIGH ACCESSORY</w:t>
       </w:r>
     </w:p>
     <w:p>
@@ -12998,7 +15078,7 @@
           <w:sz w:val="17"/>
           <w:szCs w:val="17"/>
         </w:rPr>
-        <w:t xml:space="preserve">Lunge tested at 15 lbs/hand x8 (Epley 1RM ≈19 lbs) — Week 1 trains at 12.5 lbs/hand, climbing to 17.5 lbs/hand by Week 4. Tibialis and adductor work from Day 1 gets a lighter touch-up here to reinforce the pattern under load.</w:t>
+        <w:t xml:space="preserve">The day's second compound pattern — knee-dominant lunging, rotating off the hip-extension work above. Lunge tested at 15 lbs/hand x8 (Epley 1RM ≈19 lbs) — Week 1 trains at 12.5 lbs/hand, climbing to 17.5 lbs/hand by Week 4, left leg leading. If the lunge needs a variation: a DB step-up (left leg leads) or a static split squat covers the same knee-dominant territory; the reverse lunge stays the lift we track. Tibialis and adductor work from Day 1 gets a lighter touch-up here to reinforce the pattern under load.</w:t>
       </w:r>
     </w:p>
     <w:tbl>
@@ -13999,7 +16079,7 @@
           <w:sz w:val="17"/>
           <w:szCs w:val="17"/>
         </w:rPr>
-        <w:t xml:space="preserve">D — LOADED CARRY + CORE</w:t>
+        <w:t xml:space="preserve">E — FULL-BODY INTEGRATION — LOADED CARRY + CORE</w:t>
       </w:r>
     </w:p>
     <w:p>
@@ -14024,7 +16104,7 @@
           <w:sz w:val="17"/>
           <w:szCs w:val="17"/>
         </w:rPr>
-        <w:t xml:space="preserve">Farmers Carry tested at 30 lbs/hand — builds the deep spinal stabilizer strength that supports posture under all the compound lifts above. Plank closes the block.</w:t>
+        <w:t xml:space="preserve">The session's closing compound work — the carry pulls the day's hip-extension strength into upright, braced gait at her full tested working load (30 lbs/hand), building the deep spinal stabilizer strength that supports posture under all the compound lifts above. Distance and movement quality govern the carry, not an effort target. If a variation suits the day: a suitcase carry (one side at a time, alternating sides evenly — her arms read effectively even on the scan, so no side leads) or a front-rack carry (upright-posture bias). Plank closes the block.</w:t>
       </w:r>
     </w:p>
     <w:tbl>
@@ -14530,7 +16610,7 @@
                 <w:sz w:val="14"/>
                 <w:szCs w:val="14"/>
               </w:rPr>
-              <w:t xml:space="preserve">  2 RIR</w:t>
+              <w:t xml:space="preserve">  Distance &amp; quality governed — no RIR target</w:t>
             </w:r>
           </w:p>
         </w:tc>
@@ -14783,7 +16863,7 @@
           <w:sz w:val="17"/>
           <w:szCs w:val="17"/>
         </w:rPr>
-        <w:t xml:space="preserve">E — METABOLIC FINISHER</w:t>
+        <w:t xml:space="preserve">F — METABOLIC FINISHER</w:t>
       </w:r>
     </w:p>
     <w:p>
@@ -16463,7 +18543,7 @@
           <w:sz w:val="17"/>
           <w:szCs w:val="17"/>
         </w:rPr>
-        <w:t xml:space="preserve">Goblet Squat 30–35 lbs x8, Trap Bar Deadlift 65–70 lbs x6 at 2–3 RIR. Hip Thrust progressing toward 65 lbs x8. Seated OHP at 15 lbs x8 pain-free (matching tested baseline) — progress only as shoulder ROM allows. Incline Dumbbell Press progressing from 12.5 lbs/hand toward 15 lbs/hand, pain-free. Left-leg single-leg RDL load matched toward parity with right within 10%.</w:t>
+        <w:t xml:space="preserve">Goblet Squat 30–35 lbs x8, Trap Bar Deadlift 65–70 lbs x6 at 2–3 RIR. Hip Thrust progressing toward 65 lbs x8. Seated OHP at 15 lbs x8 pain-free (matching tested baseline) — progress only as shoulder ROM allows. Incline Dumbbell Press progressing from 12.5 lbs/hand toward 15 lbs/hand, pain-free. Left-leg single-leg RDL load matched toward parity with right within 10%. Week 4 closes with the strength check (the standing 4-week reassessment); Week 5 that follows is the planned deload week — same movements, sets reduced, loads held (see the deload note above) — before Weeks 6–8 rebuild.</w:t>
       </w:r>
     </w:p>
     <w:p>
@@ -16488,7 +18568,7 @@
           <w:sz w:val="17"/>
           <w:szCs w:val="17"/>
         </w:rPr>
-        <w:t xml:space="preserve">Squat/deadlift 8-week retest against today's new baseline (25 lbs / 55 lbs). Hip Thrust and OHP progressed from current working loads. Left/right leg LST gap reduced from 1.4 lbs. Plank hold past 50 seconds. Shoulder internal rotation strength improved with no pain flags logged.</w:t>
+        <w:t xml:space="preserve">Reached through the Week 4 strength check, the planned Week 5 deload, and the Weeks 6–8 rebuild. Squat/deadlift 8-week retest against today's new baseline (25 lbs / 55 lbs). Hip Thrust and OHP progressed from current working loads. Left/right leg LST gap reduced from 1.4 lbs. Plank hold past 50 seconds. Shoulder internal rotation strength improved with no pain flags logged.</w:t>
       </w:r>
     </w:p>
     <w:p>
@@ -16513,7 +18593,7 @@
           <w:sz w:val="17"/>
           <w:szCs w:val="17"/>
         </w:rPr>
-        <w:t xml:space="preserve">Rebook Styku scan at 8 weeks. Track: ALST Index trend (currently 6.32 kg/m², within normal reference range), VFA (currently 82.7 cm² — track the direction of travel rather than a risk band, and pair it with a waist-circumference measurement at the next scan), left/right leg LST gap (baseline 1.4 lbs, ≈8% relative — track the percentage narrowing, not just the raw pounds), lean mass (currently 96.6 lbs, Ideal Lean Mass marker — maintain or build further).</w:t>
+        <w:t xml:space="preserve">Two clocks run separately: strength is reassessed on the standing 4-week cadence (the Week 4 check, then the Week 8 retest at the end of the rebuild), while the Styku body-composition rescan books at 8 weeks — landing at the end of the Weeks 6–8 rebuild that follows the planned Week 5 deload, so the scan reads a consolidated block. Track: ALST Index trend (currently 6.32 kg/m², within normal reference range), VFA (currently 82.7 cm² — track the direction of travel rather than a risk band, and pair it with a waist-circumference measurement at the next scan), left/right leg LST gap (baseline 1.4 lbs, ≈8% relative — track the percentage narrowing, not just the raw pounds), lean mass (currently 96.6 lbs, Ideal Lean Mass marker — maintain or build further).</w:t>
       </w:r>
     </w:p>
     <w:p>

--- a/clients/johnna_macarthur/Johnna_Macarthur_3Day_Training_Plan_Client_View.docx
+++ b/clients/johnna_macarthur/Johnna_Macarthur_3Day_Training_Plan_Client_View.docx
@@ -11484,7 +11484,7 @@
                 <w:sz w:val="14"/>
                 <w:szCs w:val="14"/>
               </w:rPr>
-              <w:t xml:space="preserve">  2 RIR</w:t>
+              <w:t xml:space="preserve">  3+ RIR — new pattern, technique first</w:t>
             </w:r>
           </w:p>
         </w:tc>

--- a/clients/johnna_macarthur/Johnna_Macarthur_3Day_Training_Plan_Client_View.docx
+++ b/clients/johnna_macarthur/Johnna_Macarthur_3Day_Training_Plan_Client_View.docx
@@ -2838,7 +2838,7 @@
           <w:sz w:val="17"/>
           <w:szCs w:val="17"/>
         </w:rPr>
-        <w:t xml:space="preserve">~29g per meal minimum (leucine threshold), distributed across 4+ meals/day.</w:t>
+        <w:t xml:space="preserve">~22g per meal (≈0.3 g/kg), across 4 meals spaced 3–4 hours apart.</w:t>
       </w:r>
     </w:p>
     <w:p>

--- a/clients/johnna_macarthur/Johnna_Macarthur_3Day_Training_Plan_Client_View.docx
+++ b/clients/johnna_macarthur/Johnna_Macarthur_3Day_Training_Plan_Client_View.docx
@@ -2838,7 +2838,7 @@
           <w:sz w:val="17"/>
           <w:szCs w:val="17"/>
         </w:rPr>
-        <w:t xml:space="preserve">~22g per meal (≈0.3 g/kg), across 4 meals spaced 3–4 hours apart.</w:t>
+        <w:t xml:space="preserve">~36–40g per meal (0.50–0.55 g/kg), across 4 meals spaced 3–4 hours apart.</w:t>
       </w:r>
     </w:p>
     <w:p>
